--- a/日本語転職履歴書.docx
+++ b/日本語転職履歴書.docx
@@ -1,6 +1,6 @@
 
 <file path=word/document.xml><?xml version="1.0" encoding="utf-8"?>
-<w:document xmlns:wpc="http://schemas.microsoft.com/office/word/2010/wordprocessingCanvas" xmlns:mc="http://schemas.openxmlformats.org/markup-compatibility/2006" xmlns:o="urn:schemas-microsoft-com:office:office" xmlns:r="http://schemas.openxmlformats.org/officeDocument/2006/relationships" xmlns:m="http://schemas.openxmlformats.org/officeDocument/2006/math" xmlns:v="urn:schemas-microsoft-com:vml" xmlns:wp14="http://schemas.microsoft.com/office/word/2010/wordprocessingDrawing" xmlns:wp="http://schemas.openxmlformats.org/drawingml/2006/wordprocessingDrawing" xmlns:w10="urn:schemas-microsoft-com:office:word" xmlns:w="http://schemas.openxmlformats.org/wordprocessingml/2006/main" xmlns:w14="http://schemas.microsoft.com/office/word/2010/wordml" xmlns:wpg="http://schemas.microsoft.com/office/word/2010/wordprocessingGroup" xmlns:wpi="http://schemas.microsoft.com/office/word/2010/wordprocessingInk" xmlns:wne="http://schemas.microsoft.com/office/word/2006/wordml" xmlns:wps="http://schemas.microsoft.com/office/word/2010/wordprocessingShape" mc:Ignorable="w14 wp14">
+<w:document xmlns:wpc="http://schemas.microsoft.com/office/word/2010/wordprocessingCanvas" xmlns:cx="http://schemas.microsoft.com/office/drawing/2014/chartex" xmlns:cx1="http://schemas.microsoft.com/office/drawing/2015/9/8/chartex" xmlns:cx2="http://schemas.microsoft.com/office/drawing/2015/10/21/chartex" xmlns:cx3="http://schemas.microsoft.com/office/drawing/2016/5/9/chartex" xmlns:cx4="http://schemas.microsoft.com/office/drawing/2016/5/10/chartex" xmlns:cx5="http://schemas.microsoft.com/office/drawing/2016/5/11/chartex" xmlns:cx6="http://schemas.microsoft.com/office/drawing/2016/5/12/chartex" xmlns:cx7="http://schemas.microsoft.com/office/drawing/2016/5/13/chartex" xmlns:cx8="http://schemas.microsoft.com/office/drawing/2016/5/14/chartex" xmlns:mc="http://schemas.openxmlformats.org/markup-compatibility/2006" xmlns:aink="http://schemas.microsoft.com/office/drawing/2016/ink" xmlns:am3d="http://schemas.microsoft.com/office/drawing/2017/model3d" xmlns:o="urn:schemas-microsoft-com:office:office" xmlns:oel="http://schemas.microsoft.com/office/2019/extlst" xmlns:r="http://schemas.openxmlformats.org/officeDocument/2006/relationships" xmlns:m="http://schemas.openxmlformats.org/officeDocument/2006/math" xmlns:v="urn:schemas-microsoft-com:vml" xmlns:wp14="http://schemas.microsoft.com/office/word/2010/wordprocessingDrawing" xmlns:wp="http://schemas.openxmlformats.org/drawingml/2006/wordprocessingDrawing" xmlns:w10="urn:schemas-microsoft-com:office:word" xmlns:w="http://schemas.openxmlformats.org/wordprocessingml/2006/main" xmlns:w14="http://schemas.microsoft.com/office/word/2010/wordml" xmlns:w15="http://schemas.microsoft.com/office/word/2012/wordml" xmlns:w16cex="http://schemas.microsoft.com/office/word/2018/wordml/cex" xmlns:w16cid="http://schemas.microsoft.com/office/word/2016/wordml/cid" xmlns:w16="http://schemas.microsoft.com/office/word/2018/wordml" xmlns:w16du="http://schemas.microsoft.com/office/word/2023/wordml/word16du" xmlns:w16sdtdh="http://schemas.microsoft.com/office/word/2020/wordml/sdtdatahash" xmlns:w16sdtfl="http://schemas.microsoft.com/office/word/2024/wordml/sdtformatlock" xmlns:w16se="http://schemas.microsoft.com/office/word/2015/wordml/symex" xmlns:wpg="http://schemas.microsoft.com/office/word/2010/wordprocessingGroup" xmlns:wpi="http://schemas.microsoft.com/office/word/2010/wordprocessingInk" xmlns:wne="http://schemas.microsoft.com/office/word/2006/wordml" xmlns:wps="http://schemas.microsoft.com/office/word/2010/wordprocessingShape" mc:Ignorable="w14 w15 w16se w16cid w16 w16cex w16sdtdh w16sdtfl w16du wp14">
   <w:body>
     <w:p>
       <w:pPr>
@@ -162,8 +162,6 @@
         </w:rPr>
         <w:t>02</w:t>
       </w:r>
-      <w:bookmarkStart w:id="0" w:name="_GoBack"/>
-      <w:bookmarkEnd w:id="0"/>
       <w:r>
         <w:rPr>
           <w:rFonts w:ascii="ＭＳ 明朝" w:hAnsi="ＭＳ 明朝" w:cs="ＭＳ 明朝" w:hint="eastAsia"/>
@@ -343,7 +341,25 @@
           <w:bCs/>
           <w:szCs w:val="21"/>
         </w:rPr>
-        <w:t>・Node.jsによるREST API・GraphQL API実装およびSDK開発の経験</w:t>
+        <w:t>・Node.jsによるREST API・</w:t>
+      </w:r>
+      <w:proofErr w:type="spellStart"/>
+      <w:r>
+        <w:rPr>
+          <w:rFonts w:ascii="ＭＳ 明朝" w:hAnsi="ＭＳ 明朝" w:cs="ＭＳ ゴシック" w:hint="eastAsia"/>
+          <w:bCs/>
+          <w:szCs w:val="21"/>
+        </w:rPr>
+        <w:t>GraphQL</w:t>
+      </w:r>
+      <w:proofErr w:type="spellEnd"/>
+      <w:r>
+        <w:rPr>
+          <w:rFonts w:ascii="ＭＳ 明朝" w:hAnsi="ＭＳ 明朝" w:cs="ＭＳ ゴシック" w:hint="eastAsia"/>
+          <w:bCs/>
+          <w:szCs w:val="21"/>
+        </w:rPr>
+        <w:t xml:space="preserve"> API実装およびSDK開発の経験</w:t>
       </w:r>
     </w:p>
     <w:p>
@@ -486,7 +502,7 @@
                 <w:szCs w:val="21"/>
               </w:rPr>
             </w:pPr>
-            <w:bookmarkStart w:id="1" w:name="_Hlk10802930"/>
+            <w:bookmarkStart w:id="0" w:name="_Hlk10802930"/>
             <w:r>
               <w:rPr>
                 <w:rFonts w:ascii="ＭＳ 明朝" w:hAnsi="ＭＳ 明朝" w:cs="ＭＳ ゴシック" w:hint="eastAsia"/>
@@ -1032,7 +1048,6 @@
               <w:bottom w:val="dotted" w:sz="4" w:space="0" w:color="auto"/>
               <w:right w:val="dotted" w:sz="4" w:space="0" w:color="auto"/>
             </w:tcBorders>
-            <w:shd w:val="clear" w:color="auto" w:fill="auto"/>
           </w:tcPr>
           <w:p>
             <w:pPr>
@@ -1173,7 +1188,6 @@
                 <w:rFonts w:ascii="ＭＳ 明朝" w:eastAsia="DengXian" w:hAnsi="ＭＳ 明朝" w:cs="ＭＳ ゴシック"/>
                 <w:bCs/>
                 <w:szCs w:val="21"/>
-                <w:lang w:eastAsia="zh-CN"/>
               </w:rPr>
             </w:pPr>
             <w:r>
@@ -1191,7 +1205,25 @@
                 <w:szCs w:val="21"/>
               </w:rPr>
               <w:br/>
-              <w:t>・機能ごとに分散していたライブラリのbff-libraries（Mavenマルチモジュール）への統合</w:t>
+              <w:t>・機能ごとに分散していたライブラリの</w:t>
+            </w:r>
+            <w:proofErr w:type="spellStart"/>
+            <w:r>
+              <w:rPr>
+                <w:rFonts w:ascii="ＭＳ 明朝" w:hAnsi="ＭＳ 明朝" w:cs="ＭＳ ゴシック" w:hint="eastAsia"/>
+                <w:bCs/>
+                <w:szCs w:val="21"/>
+              </w:rPr>
+              <w:t>bff</w:t>
+            </w:r>
+            <w:proofErr w:type="spellEnd"/>
+            <w:r>
+              <w:rPr>
+                <w:rFonts w:ascii="ＭＳ 明朝" w:hAnsi="ＭＳ 明朝" w:cs="ＭＳ ゴシック" w:hint="eastAsia"/>
+                <w:bCs/>
+                <w:szCs w:val="21"/>
+              </w:rPr>
+              <w:t>-libraries（Mavenマルチモジュール）への統合</w:t>
             </w:r>
             <w:r>
               <w:rPr>
@@ -1209,7 +1241,25 @@
                 <w:szCs w:val="21"/>
               </w:rPr>
               <w:br/>
-              <w:t>・ConfluenceベースのAPIドキュメントのOpenAPI（Swagger）移行に向けた設計レビュー・プロセス整備への参画</w:t>
+              <w:t>・ConfluenceベースのAPIドキュメントの</w:t>
+            </w:r>
+            <w:proofErr w:type="spellStart"/>
+            <w:r>
+              <w:rPr>
+                <w:rFonts w:ascii="ＭＳ 明朝" w:hAnsi="ＭＳ 明朝" w:cs="ＭＳ ゴシック" w:hint="eastAsia"/>
+                <w:bCs/>
+                <w:szCs w:val="21"/>
+              </w:rPr>
+              <w:t>OpenAPI</w:t>
+            </w:r>
+            <w:proofErr w:type="spellEnd"/>
+            <w:r>
+              <w:rPr>
+                <w:rFonts w:ascii="ＭＳ 明朝" w:hAnsi="ＭＳ 明朝" w:cs="ＭＳ ゴシック" w:hint="eastAsia"/>
+                <w:bCs/>
+                <w:szCs w:val="21"/>
+              </w:rPr>
+              <w:t>（Swagger）移行に向けた設計レビュー・プロセス整備への参画</w:t>
             </w:r>
           </w:p>
           <w:p>
@@ -1218,7 +1268,6 @@
                 <w:rFonts w:ascii="ＭＳ 明朝" w:eastAsia="DengXian" w:hAnsi="ＭＳ 明朝" w:cs="ＭＳ ゴシック"/>
                 <w:bCs/>
                 <w:szCs w:val="21"/>
-                <w:lang w:eastAsia="zh-CN"/>
               </w:rPr>
             </w:pPr>
             <w:r>
@@ -1226,7 +1275,6 @@
                 <w:rFonts w:ascii="ＭＳ 明朝" w:hAnsi="ＭＳ 明朝" w:cs="ＭＳ 明朝" w:hint="eastAsia"/>
                 <w:bCs/>
                 <w:szCs w:val="21"/>
-                <w:lang w:eastAsia="zh-CN"/>
               </w:rPr>
               <w:t>・</w:t>
             </w:r>
@@ -1235,7 +1283,6 @@
                 <w:rFonts w:ascii="DengXian" w:eastAsia="DengXian" w:hAnsi="DengXian" w:cs="DengXian" w:hint="eastAsia"/>
                 <w:bCs/>
                 <w:szCs w:val="21"/>
-                <w:lang w:eastAsia="zh-CN"/>
               </w:rPr>
               <w:t>定期的にソフトウェアリソース（新型車両データや取扱説明書等）を</w:t>
             </w:r>
@@ -1244,7 +1291,6 @@
                 <w:rFonts w:ascii="ＭＳ 明朝" w:eastAsia="DengXian" w:hAnsi="ＭＳ 明朝" w:cs="ＭＳ ゴシック" w:hint="eastAsia"/>
                 <w:bCs/>
                 <w:szCs w:val="21"/>
-                <w:lang w:eastAsia="zh-CN"/>
               </w:rPr>
               <w:t>CI/CD</w:t>
             </w:r>
@@ -1253,7 +1299,6 @@
                 <w:rFonts w:ascii="ＭＳ 明朝" w:eastAsia="DengXian" w:hAnsi="ＭＳ 明朝" w:cs="ＭＳ ゴシック" w:hint="eastAsia"/>
                 <w:bCs/>
                 <w:szCs w:val="21"/>
-                <w:lang w:eastAsia="zh-CN"/>
               </w:rPr>
               <w:t>パイプラインで公開</w:t>
             </w:r>
@@ -1262,7 +1307,6 @@
                 <w:rFonts w:ascii="ＭＳ 明朝" w:hAnsi="ＭＳ 明朝" w:cs="ＭＳ 明朝" w:hint="eastAsia"/>
                 <w:bCs/>
                 <w:szCs w:val="21"/>
-                <w:lang w:eastAsia="zh-CN"/>
               </w:rPr>
               <w:t>・</w:t>
             </w:r>
@@ -1271,7 +1315,6 @@
                 <w:rFonts w:ascii="DengXian" w:eastAsia="DengXian" w:hAnsi="DengXian" w:cs="DengXian" w:hint="eastAsia"/>
                 <w:bCs/>
                 <w:szCs w:val="21"/>
-                <w:lang w:eastAsia="zh-CN"/>
               </w:rPr>
               <w:t>配信する仕組みを構築し、リリースの迅速化と人的ミス削減を実現</w:t>
             </w:r>
@@ -1282,7 +1325,6 @@
                 <w:rFonts w:ascii="ＭＳ 明朝" w:eastAsia="DengXian" w:hAnsi="ＭＳ 明朝" w:cs="ＭＳ ゴシック"/>
                 <w:bCs/>
                 <w:szCs w:val="21"/>
-                <w:lang w:eastAsia="zh-CN"/>
               </w:rPr>
             </w:pPr>
           </w:p>
@@ -1301,7 +1343,6 @@
                 <w:rFonts w:ascii="ＭＳ 明朝" w:eastAsia="DengXian" w:hAnsi="ＭＳ 明朝" w:cs="ＭＳ ゴシック"/>
                 <w:bCs/>
                 <w:szCs w:val="21"/>
-                <w:lang w:eastAsia="zh-CN"/>
               </w:rPr>
             </w:pPr>
             <w:r>
@@ -1335,7 +1376,6 @@
                 <w:rFonts w:ascii="ＭＳ 明朝" w:eastAsia="DengXian" w:hAnsi="ＭＳ 明朝" w:cs="ＭＳ ゴシック"/>
                 <w:bCs/>
                 <w:szCs w:val="21"/>
-                <w:lang w:eastAsia="zh-CN"/>
               </w:rPr>
             </w:pPr>
             <w:r>
@@ -1379,7 +1419,25 @@
                 <w:szCs w:val="21"/>
               </w:rPr>
               <w:br/>
-              <w:t>・APIドキュメントのOpenAPI移行プロセスを整備し、ドキュメント品質および整合性の維持に貢献</w:t>
+              <w:t>・APIドキュメントの</w:t>
+            </w:r>
+            <w:proofErr w:type="spellStart"/>
+            <w:r>
+              <w:rPr>
+                <w:rFonts w:ascii="ＭＳ 明朝" w:hAnsi="ＭＳ 明朝" w:cs="ＭＳ ゴシック" w:hint="eastAsia"/>
+                <w:bCs/>
+                <w:szCs w:val="21"/>
+              </w:rPr>
+              <w:t>OpenAPI</w:t>
+            </w:r>
+            <w:proofErr w:type="spellEnd"/>
+            <w:r>
+              <w:rPr>
+                <w:rFonts w:ascii="ＭＳ 明朝" w:hAnsi="ＭＳ 明朝" w:cs="ＭＳ ゴシック" w:hint="eastAsia"/>
+                <w:bCs/>
+                <w:szCs w:val="21"/>
+              </w:rPr>
+              <w:t>移行プロセスを整備し、ドキュメント品質および整合性の維持に貢献</w:t>
             </w:r>
           </w:p>
           <w:p>
@@ -1467,6 +1525,7 @@
                 <w:szCs w:val="21"/>
               </w:rPr>
             </w:pPr>
+            <w:proofErr w:type="spellStart"/>
             <w:r>
               <w:rPr>
                 <w:rFonts w:ascii="ＭＳ 明朝" w:hAnsi="ＭＳ 明朝" w:cs="ＭＳ ゴシック"/>
@@ -1475,6 +1534,7 @@
               </w:rPr>
               <w:t>SpringBoot</w:t>
             </w:r>
+            <w:proofErr w:type="spellEnd"/>
           </w:p>
           <w:p>
             <w:pPr>
@@ -1698,7 +1758,7 @@
           </w:p>
         </w:tc>
       </w:tr>
-      <w:bookmarkEnd w:id="1"/>
+      <w:bookmarkEnd w:id="0"/>
       <w:tr>
         <w:trPr>
           <w:trHeight w:val="203"/>
@@ -1729,7 +1789,6 @@
                 <w:bCs/>
                 <w:szCs w:val="21"/>
               </w:rPr>
-              <w:lastRenderedPageBreak/>
               <w:t>2025</w:t>
             </w:r>
             <w:r>
@@ -1882,7 +1941,6 @@
               <w:bottom w:val="dotted" w:sz="4" w:space="0" w:color="auto"/>
               <w:right w:val="dotted" w:sz="4" w:space="0" w:color="auto"/>
             </w:tcBorders>
-            <w:shd w:val="clear" w:color="auto" w:fill="auto"/>
           </w:tcPr>
           <w:p>
             <w:pPr>
@@ -2083,7 +2141,6 @@
                 <w:rFonts w:ascii="ＭＳ 明朝" w:eastAsia="DengXian" w:hAnsi="ＭＳ 明朝" w:cs="ＭＳ ゴシック"/>
                 <w:bCs/>
                 <w:szCs w:val="21"/>
-                <w:lang w:eastAsia="zh-CN"/>
               </w:rPr>
             </w:pPr>
             <w:r>
@@ -2101,7 +2158,6 @@
                 <w:rFonts w:ascii="ＭＳ 明朝" w:eastAsia="DengXian" w:hAnsi="ＭＳ 明朝" w:cs="ＭＳ ゴシック"/>
                 <w:bCs/>
                 <w:szCs w:val="21"/>
-                <w:lang w:eastAsia="zh-CN"/>
               </w:rPr>
             </w:pPr>
             <w:r>
@@ -2229,6 +2285,7 @@
                 <w:szCs w:val="21"/>
               </w:rPr>
             </w:pPr>
+            <w:proofErr w:type="spellStart"/>
             <w:r>
               <w:rPr>
                 <w:rFonts w:ascii="ＭＳ 明朝" w:hAnsi="ＭＳ 明朝" w:cs="ＭＳ ゴシック"/>
@@ -2237,6 +2294,7 @@
               </w:rPr>
               <w:t>KendoReact</w:t>
             </w:r>
+            <w:proofErr w:type="spellEnd"/>
             <w:r>
               <w:rPr>
                 <w:rFonts w:ascii="ＭＳ 明朝" w:hAnsi="ＭＳ 明朝" w:cs="ＭＳ ゴシック" w:hint="eastAsia"/>
@@ -2245,6 +2303,7 @@
               </w:rPr>
               <w:t>、</w:t>
             </w:r>
+            <w:proofErr w:type="spellStart"/>
             <w:r>
               <w:rPr>
                 <w:rFonts w:ascii="ＭＳ 明朝" w:hAnsi="ＭＳ 明朝" w:cs="ＭＳ ゴシック"/>
@@ -2253,6 +2312,7 @@
               </w:rPr>
               <w:t>NestJS</w:t>
             </w:r>
+            <w:proofErr w:type="spellEnd"/>
             <w:r>
               <w:rPr>
                 <w:rFonts w:ascii="ＭＳ 明朝" w:hAnsi="ＭＳ 明朝" w:cs="ＭＳ ゴシック" w:hint="eastAsia"/>
@@ -2551,7 +2611,23 @@
                 <w:rFonts w:ascii="ＭＳ 明朝" w:hAnsi="ＭＳ 明朝"/>
                 <w:szCs w:val="21"/>
               </w:rPr>
-              <w:t>社内プログラミングアシスタント 「aibo」開</w:t>
+              <w:t>社内プログラミングアシスタント 「</w:t>
+            </w:r>
+            <w:proofErr w:type="spellStart"/>
+            <w:r>
+              <w:rPr>
+                <w:rFonts w:ascii="ＭＳ 明朝" w:hAnsi="ＭＳ 明朝"/>
+                <w:szCs w:val="21"/>
+              </w:rPr>
+              <w:t>aibo</w:t>
+            </w:r>
+            <w:proofErr w:type="spellEnd"/>
+            <w:r>
+              <w:rPr>
+                <w:rFonts w:ascii="ＭＳ 明朝" w:hAnsi="ＭＳ 明朝"/>
+                <w:szCs w:val="21"/>
+              </w:rPr>
+              <w:t>」開</w:t>
             </w:r>
             <w:r>
               <w:rPr>
@@ -2638,7 +2714,6 @@
               <w:bottom w:val="single" w:sz="4" w:space="0" w:color="auto"/>
               <w:right w:val="dotted" w:sz="4" w:space="0" w:color="auto"/>
             </w:tcBorders>
-            <w:shd w:val="clear" w:color="auto" w:fill="auto"/>
           </w:tcPr>
           <w:p>
             <w:pPr>
@@ -2669,7 +2744,23 @@
                 <w:rFonts w:ascii="ＭＳ 明朝" w:hAnsi="ＭＳ 明朝" w:hint="eastAsia"/>
                 <w:szCs w:val="21"/>
               </w:rPr>
-              <w:t>AWS Bedrockを基盤とした社内向けプログラミング補助AI「aibo」の新規開発プロジェクト。</w:t>
+              <w:t>AWS Bedrockを基盤とした社内向けプログラミング補助AI「</w:t>
+            </w:r>
+            <w:proofErr w:type="spellStart"/>
+            <w:r>
+              <w:rPr>
+                <w:rFonts w:ascii="ＭＳ 明朝" w:hAnsi="ＭＳ 明朝" w:hint="eastAsia"/>
+                <w:szCs w:val="21"/>
+              </w:rPr>
+              <w:t>aibo</w:t>
+            </w:r>
+            <w:proofErr w:type="spellEnd"/>
+            <w:r>
+              <w:rPr>
+                <w:rFonts w:ascii="ＭＳ 明朝" w:hAnsi="ＭＳ 明朝" w:hint="eastAsia"/>
+                <w:szCs w:val="21"/>
+              </w:rPr>
+              <w:t>」の新規開発プロジェクト。</w:t>
             </w:r>
           </w:p>
           <w:p>
@@ -2782,7 +2873,25 @@
                 <w:szCs w:val="21"/>
               </w:rPr>
               <w:br/>
-              <w:t>・InvokeModelWithResponseStream APIの呼び出しおよびレスポンスストリームのハンドリング実装</w:t>
+              <w:t>・</w:t>
+            </w:r>
+            <w:proofErr w:type="spellStart"/>
+            <w:r>
+              <w:rPr>
+                <w:rFonts w:ascii="ＭＳ 明朝" w:hAnsi="ＭＳ 明朝" w:cs="ＭＳ ゴシック" w:hint="eastAsia"/>
+                <w:bCs/>
+                <w:szCs w:val="21"/>
+              </w:rPr>
+              <w:t>InvokeModelWithResponseStream</w:t>
+            </w:r>
+            <w:proofErr w:type="spellEnd"/>
+            <w:r>
+              <w:rPr>
+                <w:rFonts w:ascii="ＭＳ 明朝" w:hAnsi="ＭＳ 明朝" w:cs="ＭＳ ゴシック" w:hint="eastAsia"/>
+                <w:bCs/>
+                <w:szCs w:val="21"/>
+              </w:rPr>
+              <w:t xml:space="preserve"> APIの呼び出しおよびレスポンスストリームのハンドリング実装</w:t>
             </w:r>
             <w:r>
               <w:rPr>
@@ -3167,7 +3276,6 @@
                 <w:bCs/>
                 <w:szCs w:val="21"/>
               </w:rPr>
-              <w:lastRenderedPageBreak/>
               <w:t>202</w:t>
             </w:r>
             <w:r>
@@ -3326,7 +3434,6 @@
               <w:bottom w:val="single" w:sz="4" w:space="0" w:color="auto"/>
               <w:right w:val="dotted" w:sz="4" w:space="0" w:color="auto"/>
             </w:tcBorders>
-            <w:shd w:val="clear" w:color="auto" w:fill="auto"/>
           </w:tcPr>
           <w:p>
             <w:pPr>
@@ -3359,7 +3466,25 @@
                 <w:bCs/>
                 <w:szCs w:val="21"/>
               </w:rPr>
-              <w:t>既存の多ブランド向けWebECサイトにおける機能拡張および新規開発プロジェクト。ユーザー体験向上・検索性改善・アクセシビリティ対応を目的として担当。</w:t>
+              <w:t>既存の多ブランド向け</w:t>
+            </w:r>
+            <w:proofErr w:type="spellStart"/>
+            <w:r>
+              <w:rPr>
+                <w:rFonts w:ascii="ＭＳ 明朝" w:hAnsi="ＭＳ 明朝" w:cs="ＭＳ ゴシック" w:hint="eastAsia"/>
+                <w:bCs/>
+                <w:szCs w:val="21"/>
+              </w:rPr>
+              <w:t>WebEC</w:t>
+            </w:r>
+            <w:proofErr w:type="spellEnd"/>
+            <w:r>
+              <w:rPr>
+                <w:rFonts w:ascii="ＭＳ 明朝" w:hAnsi="ＭＳ 明朝" w:cs="ＭＳ ゴシック" w:hint="eastAsia"/>
+                <w:bCs/>
+                <w:szCs w:val="21"/>
+              </w:rPr>
+              <w:t>サイトにおける機能拡張および新規開発プロジェクト。ユーザー体験向上・検索性改善・アクセシビリティ対応を目的として担当。</w:t>
             </w:r>
           </w:p>
           <w:p>
@@ -3462,7 +3587,25 @@
                 <w:bCs/>
                 <w:szCs w:val="21"/>
               </w:rPr>
-              <w:t>• CVR を集計したデータマートを S3 へ自動出力し、Amazon QuickSight 上でファネルチャート等として可視化するマーケティング分析環境を整備しました。</w:t>
+              <w:t xml:space="preserve">• CVR を集計したデータマートを S3 へ自動出力し、Amazon </w:t>
+            </w:r>
+            <w:proofErr w:type="spellStart"/>
+            <w:r>
+              <w:rPr>
+                <w:rFonts w:ascii="ＭＳ 明朝" w:hAnsi="ＭＳ 明朝" w:cs="ＭＳ ゴシック" w:hint="eastAsia"/>
+                <w:bCs/>
+                <w:szCs w:val="21"/>
+              </w:rPr>
+              <w:t>QuickSight</w:t>
+            </w:r>
+            <w:proofErr w:type="spellEnd"/>
+            <w:r>
+              <w:rPr>
+                <w:rFonts w:ascii="ＭＳ 明朝" w:hAnsi="ＭＳ 明朝" w:cs="ＭＳ ゴシック" w:hint="eastAsia"/>
+                <w:bCs/>
+                <w:szCs w:val="21"/>
+              </w:rPr>
+              <w:t xml:space="preserve"> 上でファネルチャート等として可視化するマーケティング分析環境を整備しました。</w:t>
             </w:r>
           </w:p>
           <w:p>
@@ -3716,6 +3859,7 @@
                 <w:lang w:eastAsia="zh-CN"/>
               </w:rPr>
             </w:pPr>
+            <w:proofErr w:type="spellStart"/>
             <w:r>
               <w:rPr>
                 <w:rFonts w:ascii="ＭＳ 明朝" w:hAnsi="ＭＳ 明朝" w:cs="ＭＳ ゴシック"/>
@@ -3730,7 +3874,16 @@
                 <w:bCs/>
                 <w:szCs w:val="21"/>
               </w:rPr>
-              <w:t>ElastiCache, Amazon</w:t>
+              <w:t>ElastiCache</w:t>
+            </w:r>
+            <w:proofErr w:type="spellEnd"/>
+            <w:r>
+              <w:rPr>
+                <w:rFonts w:ascii="ＭＳ 明朝" w:hAnsi="ＭＳ 明朝" w:cs="ＭＳ ゴシック"/>
+                <w:bCs/>
+                <w:szCs w:val="21"/>
+              </w:rPr>
+              <w:t>, Amazon</w:t>
             </w:r>
             <w:r>
               <w:rPr>
@@ -3783,6 +3936,7 @@
               </w:rPr>
               <w:t xml:space="preserve"> </w:t>
             </w:r>
+            <w:proofErr w:type="spellStart"/>
             <w:r>
               <w:rPr>
                 <w:rFonts w:ascii="ＭＳ 明朝" w:hAnsi="ＭＳ 明朝" w:cs="ＭＳ ゴシック"/>
@@ -3797,7 +3951,16 @@
                 <w:bCs/>
                 <w:szCs w:val="21"/>
               </w:rPr>
-              <w:t xml:space="preserve">e, </w:t>
+              <w:t>e</w:t>
+            </w:r>
+            <w:proofErr w:type="spellEnd"/>
+            <w:r>
+              <w:rPr>
+                <w:rFonts w:ascii="ＭＳ 明朝" w:hAnsi="ＭＳ 明朝" w:cs="ＭＳ ゴシック"/>
+                <w:bCs/>
+                <w:szCs w:val="21"/>
+              </w:rPr>
+              <w:t xml:space="preserve">, </w:t>
             </w:r>
           </w:p>
           <w:p>
@@ -3810,6 +3973,7 @@
                 <w:lang w:eastAsia="zh-CN"/>
               </w:rPr>
             </w:pPr>
+            <w:proofErr w:type="spellStart"/>
             <w:r>
               <w:rPr>
                 <w:rFonts w:ascii="ＭＳ 明朝" w:hAnsi="ＭＳ 明朝" w:cs="ＭＳ ゴシック"/>
@@ -3824,18 +3988,28 @@
                 <w:bCs/>
                 <w:szCs w:val="21"/>
               </w:rPr>
-              <w:t xml:space="preserve">ECR, </w:t>
-            </w:r>
-          </w:p>
-          <w:p>
-            <w:pPr>
-              <w:jc w:val="left"/>
-              <w:rPr>
-                <w:rFonts w:ascii="ＭＳ 明朝" w:hAnsi="ＭＳ 明朝" w:cs="ＭＳ ゴシック"/>
-                <w:bCs/>
-                <w:szCs w:val="21"/>
-              </w:rPr>
-            </w:pPr>
+              <w:t>ECR</w:t>
+            </w:r>
+            <w:proofErr w:type="spellEnd"/>
+            <w:r>
+              <w:rPr>
+                <w:rFonts w:ascii="ＭＳ 明朝" w:hAnsi="ＭＳ 明朝" w:cs="ＭＳ ゴシック"/>
+                <w:bCs/>
+                <w:szCs w:val="21"/>
+              </w:rPr>
+              <w:t xml:space="preserve">, </w:t>
+            </w:r>
+          </w:p>
+          <w:p>
+            <w:pPr>
+              <w:jc w:val="left"/>
+              <w:rPr>
+                <w:rFonts w:ascii="ＭＳ 明朝" w:hAnsi="ＭＳ 明朝" w:cs="ＭＳ ゴシック"/>
+                <w:bCs/>
+                <w:szCs w:val="21"/>
+              </w:rPr>
+            </w:pPr>
+            <w:proofErr w:type="spellStart"/>
             <w:r>
               <w:rPr>
                 <w:rFonts w:ascii="ＭＳ 明朝" w:hAnsi="ＭＳ 明朝" w:cs="ＭＳ ゴシック"/>
@@ -3850,7 +4024,16 @@
                 <w:bCs/>
                 <w:szCs w:val="21"/>
               </w:rPr>
-              <w:t>Lambda, AWS Glue</w:t>
+              <w:t>Lambda</w:t>
+            </w:r>
+            <w:proofErr w:type="spellEnd"/>
+            <w:r>
+              <w:rPr>
+                <w:rFonts w:ascii="ＭＳ 明朝" w:hAnsi="ＭＳ 明朝" w:cs="ＭＳ ゴシック"/>
+                <w:bCs/>
+                <w:szCs w:val="21"/>
+              </w:rPr>
+              <w:t>, AWS Glue</w:t>
             </w:r>
             <w:r>
               <w:rPr>
@@ -3870,6 +4053,7 @@
                 <w:szCs w:val="21"/>
               </w:rPr>
             </w:pPr>
+            <w:proofErr w:type="spellStart"/>
             <w:r>
               <w:rPr>
                 <w:rFonts w:ascii="ＭＳ 明朝" w:hAnsi="ＭＳ 明朝" w:cs="ＭＳ ゴシック"/>
@@ -3878,6 +4062,7 @@
               </w:rPr>
               <w:t>SpringBoot</w:t>
             </w:r>
+            <w:proofErr w:type="spellEnd"/>
           </w:p>
           <w:p>
             <w:pPr>
@@ -3944,6 +4129,7 @@
                 <w:szCs w:val="21"/>
               </w:rPr>
             </w:pPr>
+            <w:proofErr w:type="spellStart"/>
             <w:r>
               <w:rPr>
                 <w:rFonts w:ascii="ＭＳ 明朝" w:hAnsi="ＭＳ 明朝" w:cs="ＭＳ ゴシック"/>
@@ -3952,6 +4138,7 @@
               </w:rPr>
               <w:t>VScode</w:t>
             </w:r>
+            <w:proofErr w:type="spellEnd"/>
           </w:p>
           <w:p>
             <w:pPr>
@@ -3963,6 +4150,7 @@
                 <w:lang w:eastAsia="zh-CN"/>
               </w:rPr>
             </w:pPr>
+            <w:proofErr w:type="spellStart"/>
             <w:r>
               <w:rPr>
                 <w:rFonts w:ascii="ＭＳ 明朝" w:hAnsi="ＭＳ 明朝" w:cs="ＭＳ ゴシック"/>
@@ -3979,16 +4167,18 @@
               </w:rPr>
               <w:t>Toolkit</w:t>
             </w:r>
-          </w:p>
-          <w:p>
-            <w:pPr>
-              <w:jc w:val="left"/>
-              <w:rPr>
-                <w:rFonts w:ascii="ＭＳ 明朝" w:hAnsi="ＭＳ 明朝" w:cs="ＭＳ ゴシック"/>
-                <w:bCs/>
-                <w:szCs w:val="21"/>
-              </w:rPr>
-            </w:pPr>
+            <w:proofErr w:type="spellEnd"/>
+          </w:p>
+          <w:p>
+            <w:pPr>
+              <w:jc w:val="left"/>
+              <w:rPr>
+                <w:rFonts w:ascii="ＭＳ 明朝" w:hAnsi="ＭＳ 明朝" w:cs="ＭＳ ゴシック"/>
+                <w:bCs/>
+                <w:szCs w:val="21"/>
+              </w:rPr>
+            </w:pPr>
+            <w:proofErr w:type="spellStart"/>
             <w:r>
               <w:rPr>
                 <w:rFonts w:ascii="ＭＳ 明朝" w:hAnsi="ＭＳ 明朝" w:cs="ＭＳ ゴシック"/>
@@ -3997,6 +4187,7 @@
               </w:rPr>
               <w:t>Github</w:t>
             </w:r>
+            <w:proofErr w:type="spellEnd"/>
             <w:r>
               <w:rPr>
                 <w:rFonts w:ascii="ＭＳ 明朝" w:hAnsi="ＭＳ 明朝" w:cs="ＭＳ ゴシック"/>
@@ -4224,7 +4415,23 @@
                 <w:bCs/>
                 <w:szCs w:val="21"/>
               </w:rPr>
-              <w:t>年08月～202</w:t>
+              <w:t>年0</w:t>
+            </w:r>
+            <w:r>
+              <w:rPr>
+                <w:rFonts w:ascii="ＭＳ 明朝" w:eastAsia="DengXian" w:hAnsi="ＭＳ 明朝" w:cs="ＭＳ ゴシック" w:hint="eastAsia"/>
+                <w:bCs/>
+                <w:szCs w:val="21"/>
+              </w:rPr>
+              <w:t>7</w:t>
+            </w:r>
+            <w:r>
+              <w:rPr>
+                <w:rFonts w:ascii="ＭＳ 明朝" w:hAnsi="ＭＳ 明朝" w:cs="ＭＳ ゴシック" w:hint="eastAsia"/>
+                <w:bCs/>
+                <w:szCs w:val="21"/>
+              </w:rPr>
+              <w:t>月～202</w:t>
             </w:r>
             <w:r>
               <w:rPr>
@@ -4260,10 +4467,17 @@
             </w:r>
             <w:r>
               <w:rPr>
-                <w:rFonts w:ascii="ＭＳ 明朝" w:hAnsi="ＭＳ 明朝" w:hint="eastAsia"/>
-                <w:szCs w:val="21"/>
-              </w:rPr>
-              <w:t>金融取引システム</w:t>
+                <w:rFonts w:ascii="ＭＳ 明朝" w:hAnsi="ＭＳ 明朝"/>
+                <w:szCs w:val="21"/>
+              </w:rPr>
+              <w:t>化粧品販売ECサイ</w:t>
+            </w:r>
+            <w:r>
+              <w:rPr>
+                <w:rFonts w:ascii="ＭＳ 明朝" w:hAnsi="ＭＳ 明朝" w:cs="ＭＳ 明朝" w:hint="eastAsia"/>
+                <w:szCs w:val="21"/>
+              </w:rPr>
+              <w:t>ト</w:t>
             </w:r>
           </w:p>
         </w:tc>
@@ -4343,7 +4557,6 @@
               <w:bottom w:val="single" w:sz="4" w:space="0" w:color="auto"/>
               <w:right w:val="dotted" w:sz="4" w:space="0" w:color="auto"/>
             </w:tcBorders>
-            <w:shd w:val="clear" w:color="auto" w:fill="auto"/>
           </w:tcPr>
           <w:p>
             <w:pPr>
@@ -4365,24 +4578,41 @@
           <w:p>
             <w:pPr>
               <w:rPr>
-                <w:rFonts w:ascii="ＭＳ 明朝" w:hAnsi="ＭＳ 明朝"/>
-                <w:szCs w:val="21"/>
-              </w:rPr>
-            </w:pPr>
-            <w:r>
-              <w:rPr>
-                <w:rFonts w:ascii="ＭＳ 明朝" w:hAnsi="ＭＳ 明朝" w:hint="eastAsia"/>
-                <w:szCs w:val="21"/>
-              </w:rPr>
-              <w:t>国内・海外の証券・債券・先物を取引するシステムの改修開発プロジェクト。</w:t>
-            </w:r>
-          </w:p>
-          <w:p>
-            <w:pPr>
-              <w:rPr>
-                <w:rFonts w:ascii="ＭＳ 明朝" w:hAnsi="ＭＳ 明朝" w:cs="ＭＳ ゴシック"/>
-                <w:bCs/>
-                <w:szCs w:val="21"/>
+                <w:rFonts w:ascii="ＭＳ 明朝" w:hAnsi="ＭＳ 明朝" w:hint="eastAsia"/>
+                <w:szCs w:val="21"/>
+              </w:rPr>
+            </w:pPr>
+            <w:r>
+              <w:rPr>
+                <w:rFonts w:ascii="ＭＳ 明朝" w:hAnsi="ＭＳ 明朝" w:hint="eastAsia"/>
+                <w:szCs w:val="21"/>
+              </w:rPr>
+              <w:t>複数ブランドの化粧品を取り扱う EC サイトにおいて、</w:t>
+            </w:r>
+          </w:p>
+          <w:p>
+            <w:pPr>
+              <w:rPr>
+                <w:rFonts w:ascii="ＭＳ 明朝" w:eastAsia="DengXian" w:hAnsi="ＭＳ 明朝"/>
+                <w:szCs w:val="21"/>
+                <w:lang w:eastAsia="zh-CN"/>
+              </w:rPr>
+            </w:pPr>
+            <w:r>
+              <w:rPr>
+                <w:rFonts w:ascii="ＭＳ 明朝" w:hAnsi="ＭＳ 明朝" w:hint="eastAsia"/>
+                <w:szCs w:val="21"/>
+              </w:rPr>
+              <w:t>AWS 上でのサービス構築、ドメイン管理および運用保守</w:t>
+            </w:r>
+          </w:p>
+          <w:p>
+            <w:pPr>
+              <w:rPr>
+                <w:rFonts w:ascii="ＭＳ 明朝" w:eastAsia="DengXian" w:hAnsi="ＭＳ 明朝" w:cs="ＭＳ ゴシック" w:hint="eastAsia"/>
+                <w:bCs/>
+                <w:szCs w:val="21"/>
+                <w:lang w:eastAsia="zh-CN"/>
               </w:rPr>
             </w:pPr>
           </w:p>
@@ -4432,9 +4662,10 @@
           <w:p>
             <w:pPr>
               <w:rPr>
-                <w:rFonts w:ascii="ＭＳ 明朝" w:hAnsi="ＭＳ 明朝" w:cs="ＭＳ ゴシック"/>
-                <w:bCs/>
-                <w:szCs w:val="21"/>
+                <w:rFonts w:ascii="ＭＳ 明朝" w:eastAsia="DengXian" w:hAnsi="ＭＳ 明朝" w:cs="ＭＳ ゴシック"/>
+                <w:bCs/>
+                <w:szCs w:val="21"/>
+                <w:lang w:eastAsia="zh-CN"/>
               </w:rPr>
             </w:pPr>
             <w:r>
@@ -4449,18 +4680,86 @@
           <w:p>
             <w:pPr>
               <w:rPr>
-                <w:rFonts w:ascii="ＭＳ 明朝" w:hAnsi="ＭＳ 明朝" w:cs="ＭＳ ゴシック"/>
-                <w:bCs/>
-                <w:szCs w:val="21"/>
-              </w:rPr>
-            </w:pPr>
-            <w:r>
-              <w:rPr>
-                <w:rFonts w:ascii="ＭＳ 明朝" w:hAnsi="ＭＳ 明朝" w:cs="ＭＳ ゴシック" w:hint="eastAsia"/>
-                <w:bCs/>
-                <w:szCs w:val="21"/>
-              </w:rPr>
-              <w:t>・概要設計書をもとにした夜間データ処理バッチおよび外部システムデータ変換バッチの詳細設計〜結合テスト対応</w:t>
+                <w:rFonts w:ascii="ＭＳ 明朝" w:eastAsia="DengXian" w:hAnsi="ＭＳ 明朝" w:cs="ＭＳ ゴシック" w:hint="eastAsia"/>
+                <w:bCs/>
+                <w:szCs w:val="21"/>
+              </w:rPr>
+            </w:pPr>
+            <w:r>
+              <w:rPr>
+                <w:rFonts w:ascii="ＭＳ 明朝" w:eastAsia="DengXian" w:hAnsi="ＭＳ 明朝" w:cs="ＭＳ ゴシック" w:hint="eastAsia"/>
+                <w:bCs/>
+                <w:szCs w:val="21"/>
+              </w:rPr>
+              <w:t>オンプレミス環境で稼働していた複数化粧品ブランドのシステムを</w:t>
+            </w:r>
+            <w:r>
+              <w:rPr>
+                <w:rFonts w:ascii="ＭＳ 明朝" w:eastAsia="DengXian" w:hAnsi="ＭＳ 明朝" w:cs="ＭＳ ゴシック" w:hint="eastAsia"/>
+                <w:bCs/>
+                <w:szCs w:val="21"/>
+              </w:rPr>
+              <w:t>AWS</w:t>
+            </w:r>
+            <w:r>
+              <w:rPr>
+                <w:rFonts w:ascii="ＭＳ 明朝" w:eastAsia="DengXian" w:hAnsi="ＭＳ 明朝" w:cs="ＭＳ ゴシック" w:hint="eastAsia"/>
+                <w:bCs/>
+                <w:szCs w:val="21"/>
+              </w:rPr>
+              <w:t>へ移行し、ブランドごとに独立運用可能な共通基盤を整備。</w:t>
+            </w:r>
+          </w:p>
+          <w:p>
+            <w:pPr>
+              <w:rPr>
+                <w:rFonts w:ascii="ＭＳ 明朝" w:hAnsi="ＭＳ 明朝" w:cs="ＭＳ ゴシック"/>
+                <w:bCs/>
+                <w:szCs w:val="21"/>
+              </w:rPr>
+            </w:pPr>
+          </w:p>
+          <w:p>
+            <w:pPr>
+              <w:rPr>
+                <w:rFonts w:ascii="ＭＳ 明朝" w:hAnsi="ＭＳ 明朝" w:cs="ＭＳ ゴシック"/>
+                <w:bCs/>
+                <w:szCs w:val="21"/>
+              </w:rPr>
+            </w:pPr>
+            <w:r>
+              <w:rPr>
+                <w:rFonts w:ascii="ＭＳ 明朝" w:hAnsi="ＭＳ 明朝" w:cs="ＭＳ ゴシック" w:hint="eastAsia"/>
+                <w:bCs/>
+                <w:szCs w:val="21"/>
+              </w:rPr>
+              <w:lastRenderedPageBreak/>
+              <w:t>【実績・取り組み】</w:t>
+            </w:r>
+          </w:p>
+          <w:p>
+            <w:pPr>
+              <w:rPr>
+                <w:rFonts w:ascii="ＭＳ 明朝" w:hAnsi="ＭＳ 明朝" w:cs="ＭＳ ゴシック" w:hint="eastAsia"/>
+                <w:bCs/>
+                <w:szCs w:val="21"/>
+              </w:rPr>
+            </w:pPr>
+            <w:r>
+              <w:rPr>
+                <w:rFonts w:ascii="ＭＳ 明朝" w:hAnsi="ＭＳ 明朝" w:cs="ＭＳ ゴシック" w:hint="eastAsia"/>
+                <w:bCs/>
+                <w:szCs w:val="21"/>
+              </w:rPr>
+              <w:t>・</w:t>
+            </w:r>
+            <w:r>
+              <w:rPr>
+                <w:rFonts w:ascii="ＭＳ 明朝" w:hAnsi="ＭＳ 明朝" w:cs="ＭＳ ゴシック" w:hint="eastAsia"/>
+                <w:bCs/>
+                <w:szCs w:val="21"/>
+              </w:rPr>
+              <w:t>概要設計書を基に基本設計および詳細設計を作成し、アプリケーションとクラウドインフラの両面を設計。</w:t>
             </w:r>
             <w:r>
               <w:rPr>
@@ -4469,96 +4768,151 @@
                 <w:szCs w:val="21"/>
               </w:rPr>
               <w:br/>
-              <w:t>・Dockerを使用したサーバー上でのリリース作業</w:t>
-            </w:r>
-          </w:p>
-          <w:p>
-            <w:pPr>
-              <w:rPr>
-                <w:rFonts w:ascii="ＭＳ 明朝" w:hAnsi="ＭＳ 明朝" w:cs="ＭＳ ゴシック"/>
-                <w:bCs/>
-                <w:szCs w:val="21"/>
-              </w:rPr>
-            </w:pPr>
-          </w:p>
-          <w:p>
-            <w:pPr>
-              <w:rPr>
-                <w:rFonts w:ascii="ＭＳ 明朝" w:hAnsi="ＭＳ 明朝" w:cs="ＭＳ ゴシック"/>
-                <w:bCs/>
-                <w:szCs w:val="21"/>
-              </w:rPr>
-            </w:pPr>
-            <w:r>
-              <w:rPr>
-                <w:rFonts w:ascii="ＭＳ 明朝" w:hAnsi="ＭＳ 明朝" w:cs="ＭＳ ゴシック" w:hint="eastAsia"/>
-                <w:bCs/>
-                <w:szCs w:val="21"/>
-              </w:rPr>
-              <w:t>【実績・取り組み】</w:t>
-            </w:r>
-          </w:p>
-          <w:p>
-            <w:pPr>
-              <w:rPr>
-                <w:rFonts w:ascii="ＭＳ 明朝" w:hAnsi="ＭＳ 明朝" w:cs="ＭＳ ゴシック"/>
-                <w:bCs/>
-                <w:szCs w:val="21"/>
-              </w:rPr>
-            </w:pPr>
-            <w:r>
-              <w:rPr>
-                <w:rFonts w:ascii="ＭＳ 明朝" w:hAnsi="ＭＳ 明朝" w:cs="ＭＳ ゴシック" w:hint="eastAsia"/>
-                <w:bCs/>
-                <w:szCs w:val="21"/>
-              </w:rPr>
-              <w:lastRenderedPageBreak/>
-              <w:t>・外部システムの仕様変更および取引ルール改定に伴い、夜間データ処理</w:t>
-            </w:r>
-          </w:p>
-          <w:p>
-            <w:pPr>
-              <w:ind w:firstLineChars="100" w:firstLine="197"/>
-              <w:rPr>
-                <w:rFonts w:ascii="ＭＳ 明朝" w:hAnsi="ＭＳ 明朝" w:cs="ＭＳ ゴシック"/>
-                <w:bCs/>
-                <w:szCs w:val="21"/>
-              </w:rPr>
-            </w:pPr>
-            <w:r>
-              <w:rPr>
-                <w:rFonts w:ascii="ＭＳ 明朝" w:hAnsi="ＭＳ 明朝" w:cs="ＭＳ ゴシック" w:hint="eastAsia"/>
-                <w:bCs/>
-                <w:szCs w:val="21"/>
-              </w:rPr>
-              <w:t>バッチ・外部システム連携バッチの再設計・再実装を実施</w:t>
-            </w:r>
-            <w:r>
-              <w:rPr>
-                <w:rFonts w:ascii="ＭＳ 明朝" w:hAnsi="ＭＳ 明朝" w:cs="ＭＳ ゴシック" w:hint="eastAsia"/>
-                <w:bCs/>
-                <w:szCs w:val="21"/>
-              </w:rPr>
-              <w:br/>
-              <w:t>・フロント画面の改修および新規モジュールのリリース対応を担当し、</w:t>
-            </w:r>
-          </w:p>
-          <w:p>
-            <w:pPr>
-              <w:ind w:firstLineChars="100" w:firstLine="197"/>
-              <w:rPr>
-                <w:rFonts w:ascii="ＭＳ 明朝" w:hAnsi="ＭＳ 明朝" w:cs="ＭＳ ゴシック"/>
-                <w:bCs/>
-                <w:szCs w:val="21"/>
-              </w:rPr>
-            </w:pPr>
-            <w:r>
-              <w:rPr>
-                <w:rFonts w:ascii="ＭＳ 明朝" w:hAnsi="ＭＳ 明朝" w:cs="ＭＳ ゴシック" w:hint="eastAsia"/>
-                <w:bCs/>
-                <w:szCs w:val="21"/>
-              </w:rPr>
-              <w:t>システム全体の安定稼働と新ルールへの適合を実現</w:t>
+              <w:t>・</w:t>
+            </w:r>
+            <w:r>
+              <w:rPr>
+                <w:rFonts w:ascii="ＭＳ 明朝" w:hAnsi="ＭＳ 明朝" w:cs="ＭＳ ゴシック" w:hint="eastAsia"/>
+                <w:bCs/>
+                <w:szCs w:val="21"/>
+              </w:rPr>
+              <w:t>A</w:t>
+            </w:r>
+            <w:r>
+              <w:rPr>
+                <w:rFonts w:ascii="ＭＳ 明朝" w:eastAsia="DengXian" w:hAnsi="ＭＳ 明朝" w:cs="ＭＳ ゴシック" w:hint="eastAsia"/>
+                <w:bCs/>
+                <w:szCs w:val="21"/>
+                <w:lang w:eastAsia="zh-CN"/>
+              </w:rPr>
+              <w:t>WS</w:t>
+            </w:r>
+            <w:r>
+              <w:rPr>
+                <w:rFonts w:ascii="ＭＳ 明朝" w:hAnsi="ＭＳ 明朝" w:cs="ＭＳ ゴシック" w:hint="eastAsia"/>
+                <w:bCs/>
+                <w:szCs w:val="21"/>
+              </w:rPr>
+              <w:t xml:space="preserve"> CDK/CloudFormationでの環境構築テンプレート作成、</w:t>
+            </w:r>
+            <w:proofErr w:type="spellStart"/>
+            <w:r>
+              <w:rPr>
+                <w:rFonts w:ascii="ＭＳ 明朝" w:hAnsi="ＭＳ 明朝" w:cs="ＭＳ ゴシック" w:hint="eastAsia"/>
+                <w:bCs/>
+                <w:szCs w:val="21"/>
+              </w:rPr>
+              <w:t>CodePipeline</w:t>
+            </w:r>
+            <w:proofErr w:type="spellEnd"/>
+            <w:r>
+              <w:rPr>
+                <w:rFonts w:ascii="ＭＳ 明朝" w:hAnsi="ＭＳ 明朝" w:cs="ＭＳ ゴシック" w:hint="eastAsia"/>
+                <w:bCs/>
+                <w:szCs w:val="21"/>
+              </w:rPr>
+              <w:t>/</w:t>
+            </w:r>
+            <w:proofErr w:type="spellStart"/>
+            <w:r>
+              <w:rPr>
+                <w:rFonts w:ascii="ＭＳ 明朝" w:hAnsi="ＭＳ 明朝" w:cs="ＭＳ ゴシック" w:hint="eastAsia"/>
+                <w:bCs/>
+                <w:szCs w:val="21"/>
+              </w:rPr>
+              <w:t>CodeDeploy</w:t>
+            </w:r>
+            <w:proofErr w:type="spellEnd"/>
+            <w:r>
+              <w:rPr>
+                <w:rFonts w:ascii="ＭＳ 明朝" w:hAnsi="ＭＳ 明朝" w:cs="ＭＳ ゴシック" w:hint="eastAsia"/>
+                <w:bCs/>
+                <w:szCs w:val="21"/>
+              </w:rPr>
+              <w:t>等によるCI/CDパイプライン構築を担当。</w:t>
+            </w:r>
+          </w:p>
+          <w:p>
+            <w:pPr>
+              <w:rPr>
+                <w:rFonts w:ascii="ＭＳ 明朝" w:eastAsia="DengXian" w:hAnsi="ＭＳ 明朝" w:cs="ＭＳ ゴシック"/>
+                <w:bCs/>
+                <w:szCs w:val="21"/>
+              </w:rPr>
+            </w:pPr>
+            <w:r>
+              <w:rPr>
+                <w:rFonts w:ascii="ＭＳ 明朝" w:hAnsi="ＭＳ 明朝" w:cs="ＭＳ ゴシック" w:hint="eastAsia"/>
+                <w:bCs/>
+                <w:szCs w:val="21"/>
+              </w:rPr>
+              <w:t>製造、単体テスト、結合テスト、疎通試験を実施し、ステージング→本番のデプロイ検証を行った。</w:t>
+            </w:r>
+          </w:p>
+          <w:p>
+            <w:pPr>
+              <w:rPr>
+                <w:rFonts w:ascii="ＭＳ 明朝" w:hAnsi="ＭＳ 明朝" w:cs="ＭＳ ゴシック"/>
+                <w:bCs/>
+                <w:szCs w:val="21"/>
+              </w:rPr>
+            </w:pPr>
+            <w:r>
+              <w:rPr>
+                <w:rFonts w:ascii="ＭＳ 明朝" w:hAnsi="ＭＳ 明朝" w:cs="ＭＳ ゴシック" w:hint="eastAsia"/>
+                <w:bCs/>
+                <w:szCs w:val="21"/>
+              </w:rPr>
+              <w:t>・</w:t>
+            </w:r>
+            <w:r>
+              <w:rPr>
+                <w:rFonts w:ascii="ＭＳ 明朝" w:hAnsi="ＭＳ 明朝" w:cs="ＭＳ ゴシック" w:hint="eastAsia"/>
+                <w:bCs/>
+                <w:szCs w:val="21"/>
+              </w:rPr>
+              <w:t>試験中に発見された障害の原因分析および</w:t>
+            </w:r>
+            <w:r>
+              <w:rPr>
+                <w:rFonts w:ascii="ＭＳ 明朝" w:hAnsi="ＭＳ 明朝" w:cs="ＭＳ ゴシック"/>
+                <w:bCs/>
+                <w:szCs w:val="21"/>
+              </w:rPr>
+              <w:t>CloudWatch/X‑Ray</w:t>
+            </w:r>
+            <w:r>
+              <w:rPr>
+                <w:rFonts w:ascii="ＭＳ 明朝" w:hAnsi="ＭＳ 明朝" w:cs="ＭＳ ゴシック" w:hint="eastAsia"/>
+                <w:bCs/>
+                <w:szCs w:val="21"/>
+              </w:rPr>
+              <w:t>等を用いたログ／トレース調査、バグ対応を実施。</w:t>
+            </w:r>
+          </w:p>
+          <w:p>
+            <w:pPr>
+              <w:rPr>
+                <w:rFonts w:ascii="ＭＳ 明朝" w:hAnsi="ＭＳ 明朝" w:cs="ＭＳ ゴシック" w:hint="eastAsia"/>
+                <w:bCs/>
+                <w:szCs w:val="21"/>
+              </w:rPr>
+            </w:pPr>
+            <w:r>
+              <w:rPr>
+                <w:rFonts w:ascii="ＭＳ 明朝" w:hAnsi="ＭＳ 明朝" w:cs="ＭＳ ゴシック" w:hint="eastAsia"/>
+                <w:bCs/>
+                <w:szCs w:val="21"/>
+              </w:rPr>
+              <w:t>・</w:t>
+            </w:r>
+            <w:r>
+              <w:rPr>
+                <w:rFonts w:ascii="ＭＳ 明朝" w:hAnsi="ＭＳ 明朝" w:cs="ＭＳ ゴシック" w:hint="eastAsia"/>
+                <w:bCs/>
+                <w:szCs w:val="21"/>
+              </w:rPr>
+              <w:t>IAMやセキュリティグループ等のセキュリティ設計と、運用コスト最適化の施策を実施。</w:t>
             </w:r>
           </w:p>
           <w:p>
@@ -4650,36 +5004,285 @@
             <w:pPr>
               <w:jc w:val="left"/>
               <w:rPr>
-                <w:rFonts w:ascii="ＭＳ 明朝" w:hAnsi="ＭＳ 明朝" w:cs="ＭＳ ゴシック"/>
-                <w:bCs/>
-                <w:szCs w:val="21"/>
-              </w:rPr>
-            </w:pPr>
-            <w:r>
-              <w:rPr>
-                <w:rFonts w:ascii="ＭＳ 明朝" w:hAnsi="ＭＳ 明朝" w:cs="ＭＳ ゴシック"/>
-                <w:bCs/>
-                <w:szCs w:val="21"/>
-              </w:rPr>
-              <w:t>Jquery</w:t>
-            </w:r>
-          </w:p>
-          <w:p>
-            <w:pPr>
-              <w:jc w:val="left"/>
-              <w:rPr>
-                <w:rFonts w:ascii="ＭＳ 明朝" w:hAnsi="ＭＳ 明朝" w:cs="ＭＳ ゴシック"/>
-                <w:bCs/>
-                <w:szCs w:val="21"/>
-              </w:rPr>
-            </w:pPr>
-            <w:r>
-              <w:rPr>
-                <w:rFonts w:ascii="ＭＳ 明朝" w:hAnsi="ＭＳ 明朝" w:cs="ＭＳ ゴシック"/>
-                <w:bCs/>
-                <w:szCs w:val="21"/>
-              </w:rPr>
-              <w:t>Javascript</w:t>
+                <w:rFonts w:ascii="ＭＳ 明朝" w:hAnsi="ＭＳ 明朝" w:cs="ＭＳ ゴシック" w:hint="eastAsia"/>
+                <w:bCs/>
+                <w:szCs w:val="21"/>
+              </w:rPr>
+            </w:pPr>
+            <w:r>
+              <w:rPr>
+                <w:rFonts w:ascii="ＭＳ 明朝" w:hAnsi="ＭＳ 明朝" w:cs="ＭＳ ゴシック" w:hint="eastAsia"/>
+                <w:bCs/>
+                <w:szCs w:val="21"/>
+              </w:rPr>
+              <w:t xml:space="preserve">Amazon </w:t>
+            </w:r>
+            <w:proofErr w:type="spellStart"/>
+            <w:r>
+              <w:rPr>
+                <w:rFonts w:ascii="ＭＳ 明朝" w:hAnsi="ＭＳ 明朝" w:cs="ＭＳ ゴシック" w:hint="eastAsia"/>
+                <w:bCs/>
+                <w:szCs w:val="21"/>
+              </w:rPr>
+              <w:t>ElastiCache</w:t>
+            </w:r>
+            <w:proofErr w:type="spellEnd"/>
+            <w:r>
+              <w:rPr>
+                <w:rFonts w:ascii="ＭＳ 明朝" w:hAnsi="ＭＳ 明朝" w:cs="ＭＳ ゴシック" w:hint="eastAsia"/>
+                <w:bCs/>
+                <w:szCs w:val="21"/>
+              </w:rPr>
+              <w:t>、</w:t>
+            </w:r>
+          </w:p>
+          <w:p>
+            <w:pPr>
+              <w:jc w:val="left"/>
+              <w:rPr>
+                <w:rFonts w:ascii="ＭＳ 明朝" w:hAnsi="ＭＳ 明朝" w:cs="ＭＳ ゴシック" w:hint="eastAsia"/>
+                <w:bCs/>
+                <w:szCs w:val="21"/>
+              </w:rPr>
+            </w:pPr>
+            <w:r>
+              <w:rPr>
+                <w:rFonts w:ascii="ＭＳ 明朝" w:hAnsi="ＭＳ 明朝" w:cs="ＭＳ ゴシック" w:hint="eastAsia"/>
+                <w:bCs/>
+                <w:szCs w:val="21"/>
+              </w:rPr>
+              <w:t>Amazon S3、</w:t>
+            </w:r>
+          </w:p>
+          <w:p>
+            <w:pPr>
+              <w:jc w:val="left"/>
+              <w:rPr>
+                <w:rFonts w:ascii="ＭＳ 明朝" w:hAnsi="ＭＳ 明朝" w:cs="ＭＳ ゴシック" w:hint="eastAsia"/>
+                <w:bCs/>
+                <w:szCs w:val="21"/>
+              </w:rPr>
+            </w:pPr>
+            <w:proofErr w:type="spellStart"/>
+            <w:r>
+              <w:rPr>
+                <w:rFonts w:ascii="ＭＳ 明朝" w:hAnsi="ＭＳ 明朝" w:cs="ＭＳ ゴシック" w:hint="eastAsia"/>
+                <w:bCs/>
+                <w:szCs w:val="21"/>
+              </w:rPr>
+              <w:t>AmazonSQS</w:t>
+            </w:r>
+            <w:proofErr w:type="spellEnd"/>
+            <w:r>
+              <w:rPr>
+                <w:rFonts w:ascii="ＭＳ 明朝" w:hAnsi="ＭＳ 明朝" w:cs="ＭＳ ゴシック" w:hint="eastAsia"/>
+                <w:bCs/>
+                <w:szCs w:val="21"/>
+              </w:rPr>
+              <w:t>、</w:t>
+            </w:r>
+          </w:p>
+          <w:p>
+            <w:pPr>
+              <w:jc w:val="left"/>
+              <w:rPr>
+                <w:rFonts w:ascii="ＭＳ 明朝" w:hAnsi="ＭＳ 明朝" w:cs="ＭＳ ゴシック" w:hint="eastAsia"/>
+                <w:bCs/>
+                <w:szCs w:val="21"/>
+              </w:rPr>
+            </w:pPr>
+            <w:proofErr w:type="spellStart"/>
+            <w:r>
+              <w:rPr>
+                <w:rFonts w:ascii="ＭＳ 明朝" w:hAnsi="ＭＳ 明朝" w:cs="ＭＳ ゴシック" w:hint="eastAsia"/>
+                <w:bCs/>
+                <w:szCs w:val="21"/>
+              </w:rPr>
+              <w:t>AmazonSNS</w:t>
+            </w:r>
+            <w:proofErr w:type="spellEnd"/>
+            <w:r>
+              <w:rPr>
+                <w:rFonts w:ascii="ＭＳ 明朝" w:hAnsi="ＭＳ 明朝" w:cs="ＭＳ ゴシック" w:hint="eastAsia"/>
+                <w:bCs/>
+                <w:szCs w:val="21"/>
+              </w:rPr>
+              <w:t xml:space="preserve">、　</w:t>
+            </w:r>
+            <w:proofErr w:type="spellStart"/>
+            <w:r>
+              <w:rPr>
+                <w:rFonts w:ascii="ＭＳ 明朝" w:hAnsi="ＭＳ 明朝" w:cs="ＭＳ ゴシック" w:hint="eastAsia"/>
+                <w:bCs/>
+                <w:szCs w:val="21"/>
+              </w:rPr>
+              <w:t>EventBridge</w:t>
+            </w:r>
+            <w:proofErr w:type="spellEnd"/>
+            <w:r>
+              <w:rPr>
+                <w:rFonts w:ascii="ＭＳ 明朝" w:hAnsi="ＭＳ 明朝" w:cs="ＭＳ ゴシック" w:hint="eastAsia"/>
+                <w:bCs/>
+                <w:szCs w:val="21"/>
+              </w:rPr>
+              <w:t>、</w:t>
+            </w:r>
+          </w:p>
+          <w:p>
+            <w:pPr>
+              <w:jc w:val="left"/>
+              <w:rPr>
+                <w:rFonts w:ascii="ＭＳ 明朝" w:hAnsi="ＭＳ 明朝" w:cs="ＭＳ ゴシック" w:hint="eastAsia"/>
+                <w:bCs/>
+                <w:szCs w:val="21"/>
+              </w:rPr>
+            </w:pPr>
+            <w:r>
+              <w:rPr>
+                <w:rFonts w:ascii="ＭＳ 明朝" w:hAnsi="ＭＳ 明朝" w:cs="ＭＳ ゴシック" w:hint="eastAsia"/>
+                <w:bCs/>
+                <w:szCs w:val="21"/>
+              </w:rPr>
+              <w:t>Docker、</w:t>
+            </w:r>
+          </w:p>
+          <w:p>
+            <w:pPr>
+              <w:jc w:val="left"/>
+              <w:rPr>
+                <w:rFonts w:ascii="ＭＳ 明朝" w:hAnsi="ＭＳ 明朝" w:cs="ＭＳ ゴシック" w:hint="eastAsia"/>
+                <w:bCs/>
+                <w:szCs w:val="21"/>
+              </w:rPr>
+            </w:pPr>
+            <w:r>
+              <w:rPr>
+                <w:rFonts w:ascii="ＭＳ 明朝" w:hAnsi="ＭＳ 明朝" w:cs="ＭＳ ゴシック" w:hint="eastAsia"/>
+                <w:bCs/>
+                <w:szCs w:val="21"/>
+              </w:rPr>
+              <w:t>Amazon ECR、</w:t>
+            </w:r>
+          </w:p>
+          <w:p>
+            <w:pPr>
+              <w:jc w:val="left"/>
+              <w:rPr>
+                <w:rFonts w:ascii="ＭＳ 明朝" w:hAnsi="ＭＳ 明朝" w:cs="ＭＳ ゴシック" w:hint="eastAsia"/>
+                <w:bCs/>
+                <w:szCs w:val="21"/>
+              </w:rPr>
+            </w:pPr>
+            <w:r>
+              <w:rPr>
+                <w:rFonts w:ascii="ＭＳ 明朝" w:hAnsi="ＭＳ 明朝" w:cs="ＭＳ ゴシック" w:hint="eastAsia"/>
+                <w:bCs/>
+                <w:szCs w:val="21"/>
+              </w:rPr>
+              <w:lastRenderedPageBreak/>
+              <w:t xml:space="preserve">AWS </w:t>
+            </w:r>
+            <w:proofErr w:type="spellStart"/>
+            <w:r>
+              <w:rPr>
+                <w:rFonts w:ascii="ＭＳ 明朝" w:hAnsi="ＭＳ 明朝" w:cs="ＭＳ ゴシック" w:hint="eastAsia"/>
+                <w:bCs/>
+                <w:szCs w:val="21"/>
+              </w:rPr>
+              <w:t>CodePipeline</w:t>
+            </w:r>
+            <w:proofErr w:type="spellEnd"/>
+            <w:r>
+              <w:rPr>
+                <w:rFonts w:ascii="ＭＳ 明朝" w:hAnsi="ＭＳ 明朝" w:cs="ＭＳ ゴシック" w:hint="eastAsia"/>
+                <w:bCs/>
+                <w:szCs w:val="21"/>
+              </w:rPr>
+              <w:t>、</w:t>
+            </w:r>
+          </w:p>
+          <w:p>
+            <w:pPr>
+              <w:jc w:val="left"/>
+              <w:rPr>
+                <w:rFonts w:ascii="ＭＳ 明朝" w:hAnsi="ＭＳ 明朝" w:cs="ＭＳ ゴシック" w:hint="eastAsia"/>
+                <w:bCs/>
+                <w:szCs w:val="21"/>
+              </w:rPr>
+            </w:pPr>
+            <w:proofErr w:type="spellStart"/>
+            <w:r>
+              <w:rPr>
+                <w:rFonts w:ascii="ＭＳ 明朝" w:hAnsi="ＭＳ 明朝" w:cs="ＭＳ ゴシック" w:hint="eastAsia"/>
+                <w:bCs/>
+                <w:szCs w:val="21"/>
+              </w:rPr>
+              <w:t>CodeBuild</w:t>
+            </w:r>
+            <w:proofErr w:type="spellEnd"/>
+            <w:r>
+              <w:rPr>
+                <w:rFonts w:ascii="ＭＳ 明朝" w:hAnsi="ＭＳ 明朝" w:cs="ＭＳ ゴシック" w:hint="eastAsia"/>
+                <w:bCs/>
+                <w:szCs w:val="21"/>
+              </w:rPr>
+              <w:t>、</w:t>
+            </w:r>
+          </w:p>
+          <w:p>
+            <w:pPr>
+              <w:jc w:val="left"/>
+              <w:rPr>
+                <w:rFonts w:ascii="ＭＳ 明朝" w:hAnsi="ＭＳ 明朝" w:cs="ＭＳ ゴシック"/>
+                <w:bCs/>
+                <w:szCs w:val="21"/>
+              </w:rPr>
+            </w:pPr>
+            <w:proofErr w:type="spellStart"/>
+            <w:r>
+              <w:rPr>
+                <w:rFonts w:ascii="ＭＳ 明朝" w:hAnsi="ＭＳ 明朝" w:cs="ＭＳ ゴシック"/>
+                <w:bCs/>
+                <w:szCs w:val="21"/>
+              </w:rPr>
+              <w:t>CodeDeploy</w:t>
+            </w:r>
+            <w:proofErr w:type="spellEnd"/>
+          </w:p>
+          <w:p>
+            <w:pPr>
+              <w:jc w:val="left"/>
+              <w:rPr>
+                <w:rFonts w:ascii="ＭＳ 明朝" w:hAnsi="ＭＳ 明朝" w:cs="ＭＳ ゴシック"/>
+                <w:bCs/>
+                <w:szCs w:val="21"/>
+              </w:rPr>
+            </w:pPr>
+            <w:r>
+              <w:rPr>
+                <w:rFonts w:ascii="ＭＳ 明朝" w:hAnsi="ＭＳ 明朝" w:cs="ＭＳ ゴシック" w:hint="eastAsia"/>
+                <w:bCs/>
+                <w:szCs w:val="21"/>
+              </w:rPr>
+              <w:t>【OS】</w:t>
+            </w:r>
+          </w:p>
+          <w:p>
+            <w:pPr>
+              <w:jc w:val="left"/>
+              <w:rPr>
+                <w:rFonts w:ascii="ＭＳ 明朝" w:hAnsi="ＭＳ 明朝" w:cs="ＭＳ ゴシック"/>
+                <w:bCs/>
+                <w:szCs w:val="21"/>
+              </w:rPr>
+            </w:pPr>
+            <w:r>
+              <w:rPr>
+                <w:rFonts w:ascii="ＭＳ 明朝" w:hAnsi="ＭＳ 明朝" w:cs="ＭＳ ゴシック" w:hint="eastAsia"/>
+                <w:bCs/>
+                <w:szCs w:val="21"/>
+              </w:rPr>
+              <w:t>Windows、</w:t>
             </w:r>
           </w:p>
           <w:p>
@@ -4697,268 +5300,96 @@
                 <w:rFonts w:ascii="ＭＳ 明朝" w:hAnsi="ＭＳ 明朝" w:cs="ＭＳ ゴシック" w:hint="eastAsia"/>
                 <w:bCs/>
                 <w:szCs w:val="21"/>
+              </w:rPr>
+              <w:t>Linux</w:t>
+            </w:r>
+            <w:r>
+              <w:rPr>
+                <w:rFonts w:ascii="ＭＳ 明朝" w:hAnsi="ＭＳ 明朝" w:cs="ＭＳ ゴシック" w:hint="eastAsia"/>
+                <w:bCs/>
+                <w:szCs w:val="21"/>
+              </w:rPr>
+              <w:t xml:space="preserve"> </w:t>
+            </w:r>
+          </w:p>
+          <w:p>
+            <w:pPr>
+              <w:jc w:val="left"/>
+              <w:rPr>
+                <w:rFonts w:ascii="ＭＳ 明朝" w:hAnsi="ＭＳ 明朝" w:cs="ＭＳ ゴシック"/>
+                <w:bCs/>
+                <w:szCs w:val="21"/>
                 <w:lang w:eastAsia="zh-CN"/>
               </w:rPr>
-              <w:t>シェル</w:t>
-            </w:r>
-          </w:p>
-          <w:p>
-            <w:pPr>
-              <w:jc w:val="left"/>
-              <w:rPr>
-                <w:rFonts w:ascii="ＭＳ 明朝" w:hAnsi="ＭＳ 明朝" w:cs="ＭＳ ゴシック"/>
+            </w:pPr>
+          </w:p>
+          <w:p>
+            <w:pPr>
+              <w:jc w:val="left"/>
+              <w:rPr>
+                <w:rFonts w:ascii="ＭＳ 明朝" w:hAnsi="ＭＳ 明朝" w:cs="ＭＳ ゴシック"/>
+                <w:bCs/>
+                <w:szCs w:val="21"/>
+              </w:rPr>
+            </w:pPr>
+            <w:r>
+              <w:rPr>
+                <w:rFonts w:ascii="ＭＳ 明朝" w:hAnsi="ＭＳ 明朝" w:cs="ＭＳ ゴシック" w:hint="eastAsia"/>
+                <w:bCs/>
+                <w:szCs w:val="21"/>
+              </w:rPr>
+              <w:t>【DB】</w:t>
+            </w:r>
+          </w:p>
+          <w:p>
+            <w:pPr>
+              <w:rPr>
+                <w:rFonts w:ascii="ＭＳ 明朝" w:hAnsi="ＭＳ 明朝" w:cs="ＭＳ ゴシック" w:hint="eastAsia"/>
+                <w:bCs/>
+                <w:szCs w:val="21"/>
+              </w:rPr>
+            </w:pPr>
+            <w:r>
+              <w:rPr>
+                <w:rFonts w:ascii="ＭＳ 明朝" w:hAnsi="ＭＳ 明朝" w:cs="ＭＳ ゴシック" w:hint="eastAsia"/>
+                <w:bCs/>
+                <w:szCs w:val="21"/>
+              </w:rPr>
+              <w:t>A</w:t>
+            </w:r>
+            <w:r>
+              <w:rPr>
+                <w:rFonts w:ascii="ＭＳ 明朝" w:eastAsia="DengXian" w:hAnsi="ＭＳ 明朝" w:cs="ＭＳ ゴシック" w:hint="eastAsia"/>
                 <w:bCs/>
                 <w:szCs w:val="21"/>
                 <w:lang w:eastAsia="zh-CN"/>
               </w:rPr>
-            </w:pPr>
-            <w:r>
-              <w:rPr>
-                <w:rFonts w:ascii="ＭＳ 明朝" w:hAnsi="ＭＳ 明朝" w:cs="ＭＳ ゴシック" w:hint="eastAsia"/>
-                <w:bCs/>
-                <w:szCs w:val="21"/>
-                <w:lang w:eastAsia="zh-CN"/>
-              </w:rPr>
-              <w:t>バッチ</w:t>
-            </w:r>
-          </w:p>
-          <w:p>
-            <w:pPr>
-              <w:jc w:val="left"/>
-              <w:rPr>
-                <w:rFonts w:ascii="ＭＳ 明朝" w:hAnsi="ＭＳ 明朝" w:cs="ＭＳ ゴシック"/>
-                <w:bCs/>
-                <w:szCs w:val="21"/>
-                <w:lang w:eastAsia="zh-CN"/>
-              </w:rPr>
-            </w:pPr>
-            <w:r>
-              <w:rPr>
-                <w:rFonts w:ascii="ＭＳ 明朝" w:hAnsi="ＭＳ 明朝" w:cs="ＭＳ ゴシック"/>
-                <w:bCs/>
-                <w:szCs w:val="21"/>
-                <w:lang w:eastAsia="zh-CN"/>
-              </w:rPr>
-              <w:t>Java</w:t>
-            </w:r>
-          </w:p>
-          <w:p>
-            <w:pPr>
-              <w:jc w:val="left"/>
-              <w:rPr>
-                <w:rFonts w:ascii="ＭＳ 明朝" w:hAnsi="ＭＳ 明朝" w:cs="ＭＳ ゴシック"/>
-                <w:bCs/>
-                <w:szCs w:val="21"/>
-                <w:lang w:eastAsia="zh-CN"/>
-              </w:rPr>
-            </w:pPr>
-            <w:r>
-              <w:rPr>
-                <w:rFonts w:ascii="ＭＳ 明朝" w:hAnsi="ＭＳ 明朝" w:cs="ＭＳ ゴシック"/>
-                <w:bCs/>
-                <w:szCs w:val="21"/>
-                <w:lang w:eastAsia="zh-CN"/>
-              </w:rPr>
-              <w:t>Oracle</w:t>
-            </w:r>
-          </w:p>
-          <w:p>
-            <w:pPr>
-              <w:jc w:val="left"/>
-              <w:rPr>
-                <w:rFonts w:ascii="ＭＳ 明朝" w:hAnsi="ＭＳ 明朝" w:cs="ＭＳ ゴシック"/>
-                <w:bCs/>
-                <w:szCs w:val="21"/>
-                <w:lang w:eastAsia="zh-CN"/>
-              </w:rPr>
-            </w:pPr>
-            <w:r>
-              <w:rPr>
-                <w:rFonts w:ascii="ＭＳ 明朝" w:hAnsi="ＭＳ 明朝" w:cs="ＭＳ ゴシック"/>
-                <w:bCs/>
-                <w:szCs w:val="21"/>
-                <w:lang w:eastAsia="zh-CN"/>
-              </w:rPr>
-              <w:t>SpringMVC</w:t>
-            </w:r>
-          </w:p>
-          <w:p>
-            <w:pPr>
-              <w:jc w:val="left"/>
-              <w:rPr>
-                <w:rFonts w:ascii="ＭＳ 明朝" w:hAnsi="ＭＳ 明朝" w:cs="ＭＳ ゴシック"/>
-                <w:bCs/>
-                <w:szCs w:val="21"/>
-                <w:lang w:eastAsia="zh-CN"/>
-              </w:rPr>
-            </w:pPr>
-            <w:r>
-              <w:rPr>
-                <w:rFonts w:ascii="ＭＳ 明朝" w:hAnsi="ＭＳ 明朝" w:cs="ＭＳ ゴシック"/>
-                <w:bCs/>
-                <w:szCs w:val="21"/>
-                <w:lang w:eastAsia="zh-CN"/>
-              </w:rPr>
-              <w:t>SpringBoot</w:t>
-            </w:r>
-          </w:p>
-          <w:p>
-            <w:pPr>
-              <w:jc w:val="left"/>
-              <w:rPr>
-                <w:rFonts w:ascii="ＭＳ 明朝" w:hAnsi="ＭＳ 明朝" w:cs="ＭＳ ゴシック"/>
-                <w:bCs/>
-                <w:szCs w:val="21"/>
-                <w:lang w:eastAsia="zh-CN"/>
-              </w:rPr>
-            </w:pPr>
-            <w:r>
-              <w:rPr>
-                <w:rFonts w:ascii="ＭＳ 明朝" w:hAnsi="ＭＳ 明朝" w:cs="ＭＳ ゴシック"/>
-                <w:bCs/>
-                <w:szCs w:val="21"/>
-                <w:lang w:eastAsia="zh-CN"/>
-              </w:rPr>
-              <w:t>Mybatis</w:t>
-            </w:r>
-          </w:p>
-          <w:p>
-            <w:pPr>
-              <w:jc w:val="left"/>
-              <w:rPr>
-                <w:rFonts w:ascii="ＭＳ 明朝" w:hAnsi="ＭＳ 明朝" w:cs="ＭＳ ゴシック"/>
-                <w:bCs/>
-                <w:szCs w:val="21"/>
-              </w:rPr>
-            </w:pPr>
-            <w:r>
-              <w:rPr>
-                <w:rFonts w:ascii="ＭＳ 明朝" w:hAnsi="ＭＳ 明朝" w:cs="ＭＳ ゴシック"/>
-                <w:bCs/>
-                <w:szCs w:val="21"/>
-                <w:lang w:eastAsia="zh-CN"/>
-              </w:rPr>
-              <w:t>Docker</w:t>
-            </w:r>
-          </w:p>
-          <w:p>
-            <w:pPr>
-              <w:jc w:val="left"/>
-              <w:rPr>
-                <w:rFonts w:ascii="ＭＳ 明朝" w:hAnsi="ＭＳ 明朝" w:cs="ＭＳ ゴシック"/>
-                <w:bCs/>
-                <w:szCs w:val="21"/>
-              </w:rPr>
-            </w:pPr>
-          </w:p>
-          <w:p>
-            <w:pPr>
-              <w:jc w:val="left"/>
-              <w:rPr>
-                <w:rFonts w:ascii="ＭＳ 明朝" w:hAnsi="ＭＳ 明朝" w:cs="ＭＳ ゴシック"/>
-                <w:bCs/>
-                <w:szCs w:val="21"/>
-              </w:rPr>
-            </w:pPr>
-            <w:r>
-              <w:rPr>
-                <w:rFonts w:ascii="ＭＳ 明朝" w:hAnsi="ＭＳ 明朝" w:cs="ＭＳ ゴシック" w:hint="eastAsia"/>
-                <w:bCs/>
-                <w:szCs w:val="21"/>
-              </w:rPr>
-              <w:lastRenderedPageBreak/>
-              <w:t>【OS】</w:t>
-            </w:r>
-          </w:p>
-          <w:p>
-            <w:pPr>
-              <w:jc w:val="left"/>
-              <w:rPr>
-                <w:rFonts w:ascii="ＭＳ 明朝" w:hAnsi="ＭＳ 明朝" w:cs="ＭＳ ゴシック"/>
-                <w:bCs/>
-                <w:szCs w:val="21"/>
-              </w:rPr>
-            </w:pPr>
-            <w:r>
-              <w:rPr>
-                <w:rFonts w:ascii="ＭＳ 明朝" w:hAnsi="ＭＳ 明朝" w:cs="ＭＳ ゴシック" w:hint="eastAsia"/>
-                <w:bCs/>
-                <w:szCs w:val="21"/>
-              </w:rPr>
-              <w:t>Windows、</w:t>
-            </w:r>
-          </w:p>
-          <w:p>
-            <w:pPr>
-              <w:jc w:val="left"/>
-              <w:rPr>
-                <w:rFonts w:ascii="ＭＳ 明朝" w:hAnsi="ＭＳ 明朝" w:cs="ＭＳ ゴシック"/>
-                <w:bCs/>
-                <w:szCs w:val="21"/>
-                <w:lang w:eastAsia="zh-CN"/>
-              </w:rPr>
-            </w:pPr>
-            <w:r>
-              <w:rPr>
-                <w:rFonts w:ascii="ＭＳ 明朝" w:hAnsi="ＭＳ 明朝" w:cs="ＭＳ ゴシック" w:hint="eastAsia"/>
-                <w:bCs/>
-                <w:szCs w:val="21"/>
-              </w:rPr>
-              <w:t>Linux</w:t>
-            </w:r>
-            <w:r>
-              <w:rPr>
-                <w:rFonts w:ascii="ＭＳ 明朝" w:hAnsi="ＭＳ 明朝" w:cs="ＭＳ ゴシック" w:hint="eastAsia"/>
-                <w:bCs/>
-                <w:szCs w:val="21"/>
-              </w:rPr>
-              <w:t xml:space="preserve"> </w:t>
-            </w:r>
-          </w:p>
-          <w:p>
-            <w:pPr>
-              <w:jc w:val="left"/>
-              <w:rPr>
-                <w:rFonts w:ascii="ＭＳ 明朝" w:hAnsi="ＭＳ 明朝" w:cs="ＭＳ ゴシック"/>
-                <w:bCs/>
-                <w:szCs w:val="21"/>
-                <w:lang w:eastAsia="zh-CN"/>
-              </w:rPr>
-            </w:pPr>
-          </w:p>
-          <w:p>
-            <w:pPr>
-              <w:jc w:val="left"/>
-              <w:rPr>
-                <w:rFonts w:ascii="ＭＳ 明朝" w:hAnsi="ＭＳ 明朝" w:cs="ＭＳ ゴシック"/>
-                <w:bCs/>
-                <w:szCs w:val="21"/>
-              </w:rPr>
-            </w:pPr>
-            <w:r>
-              <w:rPr>
-                <w:rFonts w:ascii="ＭＳ 明朝" w:hAnsi="ＭＳ 明朝" w:cs="ＭＳ ゴシック" w:hint="eastAsia"/>
-                <w:bCs/>
-                <w:szCs w:val="21"/>
-              </w:rPr>
-              <w:t>【DB】</w:t>
-            </w:r>
-          </w:p>
-          <w:p>
-            <w:pPr>
-              <w:rPr>
-                <w:rFonts w:ascii="ＭＳ 明朝" w:hAnsi="ＭＳ 明朝" w:cs="ＭＳ ゴシック"/>
-                <w:bCs/>
-                <w:szCs w:val="21"/>
-              </w:rPr>
-            </w:pPr>
-            <w:r>
-              <w:rPr>
-                <w:rFonts w:ascii="ＭＳ 明朝" w:hAnsi="ＭＳ 明朝" w:cs="ＭＳ ゴシック"/>
-                <w:bCs/>
-                <w:szCs w:val="21"/>
-              </w:rPr>
-              <w:t>Oracle</w:t>
+              <w:t>ws</w:t>
+            </w:r>
+            <w:r>
+              <w:rPr>
+                <w:rFonts w:ascii="ＭＳ 明朝" w:hAnsi="ＭＳ 明朝" w:cs="ＭＳ ゴシック" w:hint="eastAsia"/>
+                <w:bCs/>
+                <w:szCs w:val="21"/>
+              </w:rPr>
+              <w:t xml:space="preserve"> RDS、</w:t>
+            </w:r>
+          </w:p>
+          <w:p>
+            <w:pPr>
+              <w:rPr>
+                <w:rFonts w:ascii="ＭＳ 明朝" w:hAnsi="ＭＳ 明朝" w:cs="ＭＳ ゴシック"/>
+                <w:bCs/>
+                <w:szCs w:val="21"/>
+              </w:rPr>
+            </w:pPr>
+            <w:r>
+              <w:rPr>
+                <w:rFonts w:ascii="ＭＳ 明朝" w:hAnsi="ＭＳ 明朝" w:cs="ＭＳ ゴシック"/>
+                <w:bCs/>
+                <w:szCs w:val="21"/>
+              </w:rPr>
+              <w:t>PostgreSQL</w:t>
             </w:r>
           </w:p>
         </w:tc>
@@ -5058,7 +5489,6 @@
                 <w:szCs w:val="21"/>
                 <w:lang w:eastAsia="zh-CN"/>
               </w:rPr>
-              <w:lastRenderedPageBreak/>
               <w:t>2020</w:t>
             </w:r>
             <w:r>
@@ -5140,7 +5570,6 @@
               <w:bottom w:val="dotted" w:sz="4" w:space="0" w:color="auto"/>
               <w:right w:val="dotted" w:sz="4" w:space="0" w:color="auto"/>
             </w:tcBorders>
-            <w:shd w:val="clear" w:color="auto" w:fill="auto"/>
           </w:tcPr>
           <w:p>
             <w:pPr>
@@ -5442,7 +5871,6 @@
               <w:bottom w:val="single" w:sz="4" w:space="0" w:color="auto"/>
               <w:right w:val="dotted" w:sz="4" w:space="0" w:color="auto"/>
             </w:tcBorders>
-            <w:shd w:val="clear" w:color="auto" w:fill="auto"/>
           </w:tcPr>
           <w:p>
             <w:pPr>
@@ -5706,6 +6134,7 @@
                 <w:szCs w:val="21"/>
               </w:rPr>
             </w:pPr>
+            <w:proofErr w:type="spellStart"/>
             <w:r>
               <w:rPr>
                 <w:rFonts w:ascii="ＭＳ 明朝" w:hAnsi="ＭＳ 明朝" w:cs="ＭＳ ゴシック"/>
@@ -5714,6 +6143,7 @@
               </w:rPr>
               <w:t>Javascript</w:t>
             </w:r>
+            <w:proofErr w:type="spellEnd"/>
           </w:p>
           <w:p>
             <w:pPr>
@@ -5763,6 +6193,7 @@
                 <w:lang w:eastAsia="zh-CN"/>
               </w:rPr>
             </w:pPr>
+            <w:proofErr w:type="spellStart"/>
             <w:r>
               <w:rPr>
                 <w:rFonts w:ascii="ＭＳ 明朝" w:hAnsi="ＭＳ 明朝" w:cs="ＭＳ ゴシック"/>
@@ -5772,6 +6203,7 @@
               </w:rPr>
               <w:t>SpringBoot</w:t>
             </w:r>
+            <w:proofErr w:type="spellEnd"/>
           </w:p>
           <w:p>
             <w:pPr>
@@ -5783,6 +6215,7 @@
                 <w:lang w:eastAsia="zh-CN"/>
               </w:rPr>
             </w:pPr>
+            <w:proofErr w:type="spellStart"/>
             <w:r>
               <w:rPr>
                 <w:rFonts w:ascii="ＭＳ 明朝" w:hAnsi="ＭＳ 明朝" w:cs="ＭＳ ゴシック"/>
@@ -5792,6 +6225,7 @@
               </w:rPr>
               <w:t>SpringMVC</w:t>
             </w:r>
+            <w:proofErr w:type="spellEnd"/>
           </w:p>
           <w:p>
             <w:pPr>
@@ -5803,6 +6237,7 @@
                 <w:lang w:eastAsia="zh-CN"/>
               </w:rPr>
             </w:pPr>
+            <w:proofErr w:type="spellStart"/>
             <w:r>
               <w:rPr>
                 <w:rFonts w:ascii="ＭＳ 明朝" w:hAnsi="ＭＳ 明朝" w:cs="ＭＳ ゴシック"/>
@@ -5812,6 +6247,7 @@
               </w:rPr>
               <w:t>Mybatis</w:t>
             </w:r>
+            <w:proofErr w:type="spellEnd"/>
           </w:p>
           <w:p>
             <w:pPr>
@@ -6079,7 +6515,6 @@
                 <w:rFonts w:ascii="ＭＳ 明朝" w:eastAsia="DengXian" w:hAnsi="ＭＳ 明朝" w:cs="ＭＳ ゴシック" w:hint="eastAsia"/>
                 <w:bCs/>
                 <w:szCs w:val="21"/>
-                <w:lang w:eastAsia="zh-CN"/>
               </w:rPr>
               <w:t>7</w:t>
             </w:r>
@@ -6208,7 +6643,6 @@
               <w:bottom w:val="dotted" w:sz="4" w:space="0" w:color="auto"/>
               <w:right w:val="dotted" w:sz="4" w:space="0" w:color="auto"/>
             </w:tcBorders>
-            <w:shd w:val="clear" w:color="auto" w:fill="auto"/>
           </w:tcPr>
           <w:p>
             <w:pPr>
@@ -6333,6 +6767,14 @@
                 <w:szCs w:val="21"/>
               </w:rPr>
               <w:br/>
+            </w:r>
+            <w:r>
+              <w:rPr>
+                <w:rFonts w:ascii="ＭＳ 明朝" w:hAnsi="ＭＳ 明朝" w:cs="ＭＳ ゴシック" w:hint="eastAsia"/>
+                <w:bCs/>
+                <w:szCs w:val="21"/>
+              </w:rPr>
+              <w:lastRenderedPageBreak/>
               <w:t>・ビュー・ストアドプロシージャ・トリガー・ファンクションを活用した顧客データの日常処理および分析</w:t>
             </w:r>
           </w:p>
@@ -6384,16 +6826,7 @@
                 <w:szCs w:val="21"/>
               </w:rPr>
               <w:br/>
-              <w:t>・ビュー・ストアドプロシージャ・トリガーを活用したデータ処理の自動化を</w:t>
-            </w:r>
-            <w:r>
-              <w:rPr>
-                <w:rFonts w:ascii="ＭＳ 明朝" w:hAnsi="ＭＳ 明朝" w:cs="ＭＳ ゴシック" w:hint="eastAsia"/>
-                <w:bCs/>
-                <w:szCs w:val="21"/>
-              </w:rPr>
-              <w:lastRenderedPageBreak/>
-              <w:t>実現</w:t>
+              <w:t>・ビュー・ストアドプロシージャ・トリガーを活用したデータ処理の自動化を実現</w:t>
             </w:r>
           </w:p>
           <w:p>
@@ -6588,6 +7021,7 @@
                 <w:bCs/>
                 <w:szCs w:val="21"/>
               </w:rPr>
+              <w:lastRenderedPageBreak/>
               <w:t>Oracle</w:t>
             </w:r>
           </w:p>
@@ -6617,6 +7051,7 @@
                 <w:bCs/>
                 <w:szCs w:val="21"/>
               </w:rPr>
+              <w:lastRenderedPageBreak/>
               <w:t>全</w:t>
             </w:r>
             <w:r>
@@ -6829,7 +7264,6 @@
               <w:left w:val="dotted" w:sz="4" w:space="0" w:color="auto"/>
               <w:right w:val="dotted" w:sz="4" w:space="0" w:color="auto"/>
             </w:tcBorders>
-            <w:shd w:val="clear" w:color="auto" w:fill="auto"/>
             <w:vAlign w:val="center"/>
           </w:tcPr>
           <w:p>
@@ -6858,7 +7292,6 @@
               <w:left w:val="dotted" w:sz="4" w:space="0" w:color="auto"/>
               <w:right w:val="single" w:sz="4" w:space="0" w:color="auto"/>
             </w:tcBorders>
-            <w:shd w:val="clear" w:color="auto" w:fill="auto"/>
             <w:vAlign w:val="center"/>
           </w:tcPr>
           <w:p>
@@ -6933,7 +7366,6 @@
               <w:bottom w:val="dotted" w:sz="4" w:space="0" w:color="auto"/>
               <w:right w:val="dotted" w:sz="4" w:space="0" w:color="auto"/>
             </w:tcBorders>
-            <w:shd w:val="clear" w:color="auto" w:fill="auto"/>
           </w:tcPr>
           <w:p>
             <w:pPr>
@@ -6959,7 +7391,6 @@
               <w:bottom w:val="dotted" w:sz="4" w:space="0" w:color="auto"/>
               <w:right w:val="dotted" w:sz="4" w:space="0" w:color="auto"/>
             </w:tcBorders>
-            <w:shd w:val="clear" w:color="auto" w:fill="auto"/>
           </w:tcPr>
           <w:p>
             <w:pPr>
@@ -7017,7 +7448,6 @@
               <w:bottom w:val="dotted" w:sz="4" w:space="0" w:color="auto"/>
               <w:right w:val="single" w:sz="4" w:space="0" w:color="auto"/>
             </w:tcBorders>
-            <w:shd w:val="clear" w:color="auto" w:fill="auto"/>
           </w:tcPr>
           <w:p>
             <w:pPr>
@@ -7069,7 +7499,6 @@
               <w:bottom w:val="dotted" w:sz="4" w:space="0" w:color="auto"/>
               <w:right w:val="dotted" w:sz="4" w:space="0" w:color="auto"/>
             </w:tcBorders>
-            <w:shd w:val="clear" w:color="auto" w:fill="auto"/>
           </w:tcPr>
           <w:p>
             <w:pPr>
@@ -7096,7 +7525,6 @@
               <w:bottom w:val="dotted" w:sz="4" w:space="0" w:color="auto"/>
               <w:right w:val="dotted" w:sz="4" w:space="0" w:color="auto"/>
             </w:tcBorders>
-            <w:shd w:val="clear" w:color="auto" w:fill="auto"/>
           </w:tcPr>
           <w:p>
             <w:pPr>
@@ -7155,7 +7583,6 @@
               <w:bottom w:val="dotted" w:sz="4" w:space="0" w:color="auto"/>
               <w:right w:val="single" w:sz="4" w:space="0" w:color="auto"/>
             </w:tcBorders>
-            <w:shd w:val="clear" w:color="auto" w:fill="auto"/>
           </w:tcPr>
           <w:p>
             <w:pPr>
@@ -7207,7 +7634,6 @@
               <w:bottom w:val="dotted" w:sz="4" w:space="0" w:color="auto"/>
               <w:right w:val="dotted" w:sz="4" w:space="0" w:color="auto"/>
             </w:tcBorders>
-            <w:shd w:val="clear" w:color="auto" w:fill="auto"/>
           </w:tcPr>
           <w:p>
             <w:pPr>
@@ -7247,7 +7673,6 @@
               <w:bottom w:val="dotted" w:sz="4" w:space="0" w:color="auto"/>
               <w:right w:val="dotted" w:sz="4" w:space="0" w:color="auto"/>
             </w:tcBorders>
-            <w:shd w:val="clear" w:color="auto" w:fill="auto"/>
           </w:tcPr>
           <w:p>
             <w:pPr>
@@ -7304,7 +7729,6 @@
               <w:bottom w:val="dotted" w:sz="4" w:space="0" w:color="auto"/>
               <w:right w:val="single" w:sz="4" w:space="0" w:color="auto"/>
             </w:tcBorders>
-            <w:shd w:val="clear" w:color="auto" w:fill="auto"/>
           </w:tcPr>
           <w:p>
             <w:pPr>
@@ -7360,7 +7784,6 @@
               <w:bottom w:val="dotted" w:sz="4" w:space="0" w:color="auto"/>
               <w:right w:val="dotted" w:sz="4" w:space="0" w:color="auto"/>
             </w:tcBorders>
-            <w:shd w:val="clear" w:color="auto" w:fill="auto"/>
           </w:tcPr>
           <w:p>
             <w:pPr>
@@ -7386,7 +7809,6 @@
               <w:bottom w:val="dotted" w:sz="4" w:space="0" w:color="auto"/>
               <w:right w:val="dotted" w:sz="4" w:space="0" w:color="auto"/>
             </w:tcBorders>
-            <w:shd w:val="clear" w:color="auto" w:fill="auto"/>
           </w:tcPr>
           <w:p>
             <w:pPr>
@@ -7442,7 +7864,6 @@
               <w:bottom w:val="dotted" w:sz="4" w:space="0" w:color="auto"/>
               <w:right w:val="single" w:sz="4" w:space="0" w:color="auto"/>
             </w:tcBorders>
-            <w:shd w:val="clear" w:color="auto" w:fill="auto"/>
           </w:tcPr>
           <w:p>
             <w:pPr>
@@ -7522,7 +7943,6 @@
               <w:bottom w:val="dotted" w:sz="4" w:space="0" w:color="auto"/>
               <w:right w:val="dotted" w:sz="4" w:space="0" w:color="auto"/>
             </w:tcBorders>
-            <w:shd w:val="clear" w:color="auto" w:fill="auto"/>
           </w:tcPr>
           <w:p>
             <w:pPr>
@@ -7549,7 +7969,6 @@
               <w:bottom w:val="dotted" w:sz="4" w:space="0" w:color="auto"/>
               <w:right w:val="dotted" w:sz="4" w:space="0" w:color="auto"/>
             </w:tcBorders>
-            <w:shd w:val="clear" w:color="auto" w:fill="auto"/>
           </w:tcPr>
           <w:p>
             <w:pPr>
@@ -7606,7 +8025,6 @@
               <w:bottom w:val="dotted" w:sz="4" w:space="0" w:color="auto"/>
               <w:right w:val="single" w:sz="4" w:space="0" w:color="auto"/>
             </w:tcBorders>
-            <w:shd w:val="clear" w:color="auto" w:fill="auto"/>
           </w:tcPr>
           <w:p>
             <w:pPr>
@@ -7658,7 +8076,6 @@
               <w:bottom w:val="dotted" w:sz="4" w:space="0" w:color="auto"/>
               <w:right w:val="dotted" w:sz="4" w:space="0" w:color="auto"/>
             </w:tcBorders>
-            <w:shd w:val="clear" w:color="auto" w:fill="auto"/>
           </w:tcPr>
           <w:p>
             <w:pPr>
@@ -7685,7 +8102,6 @@
               <w:bottom w:val="dotted" w:sz="4" w:space="0" w:color="auto"/>
               <w:right w:val="dotted" w:sz="4" w:space="0" w:color="auto"/>
             </w:tcBorders>
-            <w:shd w:val="clear" w:color="auto" w:fill="auto"/>
           </w:tcPr>
           <w:p>
             <w:pPr>
@@ -7742,7 +8158,6 @@
               <w:bottom w:val="dotted" w:sz="4" w:space="0" w:color="auto"/>
               <w:right w:val="single" w:sz="4" w:space="0" w:color="auto"/>
             </w:tcBorders>
-            <w:shd w:val="clear" w:color="auto" w:fill="auto"/>
           </w:tcPr>
           <w:p>
             <w:pPr>
@@ -7792,7 +8207,6 @@
               <w:bottom w:val="dotted" w:sz="4" w:space="0" w:color="auto"/>
               <w:right w:val="dotted" w:sz="4" w:space="0" w:color="auto"/>
             </w:tcBorders>
-            <w:shd w:val="clear" w:color="auto" w:fill="auto"/>
           </w:tcPr>
           <w:p>
             <w:pPr>
@@ -7819,7 +8233,6 @@
               <w:bottom w:val="dotted" w:sz="4" w:space="0" w:color="auto"/>
               <w:right w:val="dotted" w:sz="4" w:space="0" w:color="auto"/>
             </w:tcBorders>
-            <w:shd w:val="clear" w:color="auto" w:fill="auto"/>
           </w:tcPr>
           <w:p>
             <w:pPr>
@@ -7876,7 +8289,6 @@
               <w:bottom w:val="dotted" w:sz="4" w:space="0" w:color="auto"/>
               <w:right w:val="single" w:sz="4" w:space="0" w:color="auto"/>
             </w:tcBorders>
-            <w:shd w:val="clear" w:color="auto" w:fill="auto"/>
           </w:tcPr>
           <w:p>
             <w:pPr>
@@ -7936,7 +8348,6 @@
               <w:bottom w:val="dotted" w:sz="4" w:space="0" w:color="auto"/>
               <w:right w:val="dotted" w:sz="4" w:space="0" w:color="auto"/>
             </w:tcBorders>
-            <w:shd w:val="clear" w:color="auto" w:fill="auto"/>
           </w:tcPr>
           <w:p>
             <w:pPr>
@@ -7974,7 +8385,6 @@
               <w:bottom w:val="dotted" w:sz="4" w:space="0" w:color="auto"/>
               <w:right w:val="dotted" w:sz="4" w:space="0" w:color="auto"/>
             </w:tcBorders>
-            <w:shd w:val="clear" w:color="auto" w:fill="auto"/>
           </w:tcPr>
           <w:p>
             <w:pPr>
@@ -8033,7 +8443,6 @@
               <w:bottom w:val="dotted" w:sz="4" w:space="0" w:color="auto"/>
               <w:right w:val="single" w:sz="4" w:space="0" w:color="auto"/>
             </w:tcBorders>
-            <w:shd w:val="clear" w:color="auto" w:fill="auto"/>
           </w:tcPr>
           <w:p>
             <w:pPr>
@@ -8085,7 +8494,6 @@
               <w:bottom w:val="single" w:sz="4" w:space="0" w:color="auto"/>
               <w:right w:val="dotted" w:sz="4" w:space="0" w:color="auto"/>
             </w:tcBorders>
-            <w:shd w:val="clear" w:color="auto" w:fill="auto"/>
           </w:tcPr>
           <w:p>
             <w:pPr>
@@ -8121,7 +8529,6 @@
               <w:bottom w:val="single" w:sz="4" w:space="0" w:color="auto"/>
               <w:right w:val="dotted" w:sz="4" w:space="0" w:color="auto"/>
             </w:tcBorders>
-            <w:shd w:val="clear" w:color="auto" w:fill="auto"/>
           </w:tcPr>
           <w:p>
             <w:pPr>
@@ -8178,7 +8585,6 @@
               <w:bottom w:val="single" w:sz="4" w:space="0" w:color="auto"/>
               <w:right w:val="single" w:sz="4" w:space="0" w:color="auto"/>
             </w:tcBorders>
-            <w:shd w:val="clear" w:color="auto" w:fill="auto"/>
           </w:tcPr>
           <w:p>
             <w:pPr>
@@ -8253,7 +8659,6 @@
         <w:tc>
           <w:tcPr>
             <w:tcW w:w="5529" w:type="dxa"/>
-            <w:shd w:val="clear" w:color="auto" w:fill="auto"/>
           </w:tcPr>
           <w:p>
             <w:pPr>
@@ -8266,14 +8671,13 @@
               <w:rPr>
                 <w:rFonts w:ascii="ＭＳ 明朝" w:hAnsi="ＭＳ 明朝" w:hint="eastAsia"/>
               </w:rPr>
-              <w:t>AWS Certified Solutions Architect – Associate</w:t>
+              <w:t>AWS 認定 Generative AI デベロッパー – プロフェッショナル</w:t>
             </w:r>
           </w:p>
         </w:tc>
         <w:tc>
           <w:tcPr>
             <w:tcW w:w="4252" w:type="dxa"/>
-            <w:shd w:val="clear" w:color="auto" w:fill="auto"/>
           </w:tcPr>
           <w:p>
             <w:pPr>
@@ -8331,7 +8735,6 @@
         <w:tc>
           <w:tcPr>
             <w:tcW w:w="5529" w:type="dxa"/>
-            <w:shd w:val="clear" w:color="auto" w:fill="auto"/>
           </w:tcPr>
           <w:p>
             <w:pPr>
@@ -8344,14 +8747,13 @@
               <w:rPr>
                 <w:rFonts w:ascii="ＭＳ 明朝" w:hAnsi="ＭＳ 明朝" w:hint="eastAsia"/>
               </w:rPr>
-              <w:t>AWS Certified Solutions Architect – Professional</w:t>
+              <w:t>AWS 認定データエンジニア – アソシエイト</w:t>
             </w:r>
           </w:p>
         </w:tc>
         <w:tc>
           <w:tcPr>
             <w:tcW w:w="4252" w:type="dxa"/>
-            <w:shd w:val="clear" w:color="auto" w:fill="auto"/>
           </w:tcPr>
           <w:p>
             <w:pPr>
@@ -8416,7 +8818,6 @@
         <w:tc>
           <w:tcPr>
             <w:tcW w:w="5529" w:type="dxa"/>
-            <w:shd w:val="clear" w:color="auto" w:fill="auto"/>
           </w:tcPr>
           <w:p>
             <w:pPr>
@@ -8429,14 +8830,13 @@
               <w:rPr>
                 <w:rFonts w:ascii="ＭＳ 明朝" w:hAnsi="ＭＳ 明朝" w:hint="eastAsia"/>
               </w:rPr>
-              <w:t>AWS Certified Machine Learning Engineer – Associate</w:t>
+              <w:t>AWS 認定機械学習エンジニア – アソシエイト</w:t>
             </w:r>
           </w:p>
         </w:tc>
         <w:tc>
           <w:tcPr>
             <w:tcW w:w="4252" w:type="dxa"/>
-            <w:shd w:val="clear" w:color="auto" w:fill="auto"/>
           </w:tcPr>
           <w:p>
             <w:pPr>
@@ -8501,7 +8901,6 @@
         <w:tc>
           <w:tcPr>
             <w:tcW w:w="5529" w:type="dxa"/>
-            <w:shd w:val="clear" w:color="auto" w:fill="auto"/>
           </w:tcPr>
           <w:p>
             <w:pPr>
@@ -8515,14 +8914,13 @@
               <w:rPr>
                 <w:rFonts w:ascii="ＭＳ 明朝" w:hAnsi="ＭＳ 明朝" w:hint="eastAsia"/>
               </w:rPr>
-              <w:t>AWS Certified Data Engineer – Associate</w:t>
+              <w:t>AWS 認定ソリューションアーキテクト – プロフェッショナル</w:t>
             </w:r>
           </w:p>
         </w:tc>
         <w:tc>
           <w:tcPr>
             <w:tcW w:w="4252" w:type="dxa"/>
-            <w:shd w:val="clear" w:color="auto" w:fill="auto"/>
           </w:tcPr>
           <w:p>
             <w:pPr>
@@ -8587,7 +8985,6 @@
         <w:tc>
           <w:tcPr>
             <w:tcW w:w="5529" w:type="dxa"/>
-            <w:shd w:val="clear" w:color="auto" w:fill="auto"/>
           </w:tcPr>
           <w:p>
             <w:pPr>
@@ -8595,21 +8992,19 @@
                 <w:rFonts w:ascii="ＭＳ 明朝" w:hAnsi="ＭＳ 明朝"/>
                 <w:color w:val="000000"/>
                 <w:szCs w:val="21"/>
-                <w:lang w:eastAsia="zh-CN"/>
-              </w:rPr>
-            </w:pPr>
-            <w:r>
-              <w:rPr>
-                <w:rFonts w:ascii="ＭＳ 明朝" w:hAnsi="ＭＳ 明朝" w:hint="eastAsia"/>
-              </w:rPr>
-              <w:t>AWS Certified AI Practitioner</w:t>
+              </w:rPr>
+            </w:pPr>
+            <w:r>
+              <w:rPr>
+                <w:rFonts w:ascii="ＭＳ 明朝" w:hAnsi="ＭＳ 明朝" w:hint="eastAsia"/>
+              </w:rPr>
+              <w:t>AWS 認定ソリューションアーキテクト – アソシエイト</w:t>
             </w:r>
           </w:p>
         </w:tc>
         <w:tc>
           <w:tcPr>
             <w:tcW w:w="4252" w:type="dxa"/>
-            <w:shd w:val="clear" w:color="auto" w:fill="auto"/>
           </w:tcPr>
           <w:p>
             <w:pPr>
@@ -8675,7 +9070,6 @@
         <w:tc>
           <w:tcPr>
             <w:tcW w:w="5529" w:type="dxa"/>
-            <w:shd w:val="clear" w:color="auto" w:fill="auto"/>
           </w:tcPr>
           <w:p>
             <w:pPr>
@@ -8696,7 +9090,6 @@
         <w:tc>
           <w:tcPr>
             <w:tcW w:w="4252" w:type="dxa"/>
-            <w:shd w:val="clear" w:color="auto" w:fill="auto"/>
           </w:tcPr>
           <w:p>
             <w:pPr>
@@ -8803,7 +9196,7 @@
     </w:p>
     <w:p>
       <w:pPr>
-        <w:pStyle w:val="a5"/>
+        <w:pStyle w:val="a6"/>
         <w:jc w:val="left"/>
         <w:rPr>
           <w:rFonts w:ascii="ＭＳ 明朝" w:eastAsia="ＭＳ 明朝" w:hAnsi="ＭＳ 明朝" w:cs="ＭＳ ゴシック"/>
@@ -8824,7 +9217,7 @@
     </w:p>
     <w:p>
       <w:pPr>
-        <w:pStyle w:val="a5"/>
+        <w:pStyle w:val="a6"/>
         <w:jc w:val="left"/>
         <w:rPr>
           <w:rFonts w:ascii="ＭＳ 明朝" w:eastAsia="DengXian" w:hAnsi="ＭＳ 明朝" w:cs="ＭＳ ゴシック"/>
@@ -8845,7 +9238,7 @@
     </w:p>
     <w:p>
       <w:pPr>
-        <w:pStyle w:val="a5"/>
+        <w:pStyle w:val="a6"/>
         <w:jc w:val="left"/>
         <w:rPr>
           <w:rFonts w:ascii="ＭＳ 明朝" w:eastAsia="DengXian" w:hAnsi="ＭＳ 明朝" w:cs="ＭＳ ゴシック"/>
@@ -8857,7 +9250,7 @@
     </w:p>
     <w:p>
       <w:pPr>
-        <w:pStyle w:val="a5"/>
+        <w:pStyle w:val="a6"/>
         <w:jc w:val="left"/>
         <w:rPr>
           <w:rFonts w:ascii="ＭＳ 明朝" w:eastAsia="ＭＳ 明朝" w:hAnsi="ＭＳ 明朝" w:cs="ＭＳ ゴシック"/>
@@ -8878,7 +9271,7 @@
     </w:p>
     <w:p>
       <w:pPr>
-        <w:pStyle w:val="a5"/>
+        <w:pStyle w:val="a6"/>
         <w:jc w:val="left"/>
         <w:rPr>
           <w:rFonts w:ascii="ＭＳ 明朝" w:eastAsia="DengXian" w:hAnsi="ＭＳ 明朝" w:cs="ＭＳ ゴシック"/>
@@ -8899,7 +9292,7 @@
     </w:p>
     <w:p>
       <w:pPr>
-        <w:pStyle w:val="a5"/>
+        <w:pStyle w:val="a6"/>
         <w:jc w:val="left"/>
         <w:rPr>
           <w:rFonts w:ascii="ＭＳ 明朝" w:eastAsia="DengXian" w:hAnsi="ＭＳ 明朝" w:cs="ＭＳ ゴシック"/>
@@ -8911,7 +9304,7 @@
     </w:p>
     <w:p>
       <w:pPr>
-        <w:pStyle w:val="a5"/>
+        <w:pStyle w:val="a6"/>
         <w:jc w:val="left"/>
         <w:rPr>
           <w:rFonts w:ascii="ＭＳ 明朝" w:eastAsia="ＭＳ 明朝" w:hAnsi="ＭＳ 明朝" w:cs="ＭＳ ゴシック"/>
@@ -8927,12 +9320,13 @@
           <w:sz w:val="21"/>
           <w:szCs w:val="21"/>
         </w:rPr>
+        <w:lastRenderedPageBreak/>
         <w:t>＜フルスタック開発への取り組み＞</w:t>
       </w:r>
     </w:p>
     <w:p>
       <w:pPr>
-        <w:pStyle w:val="a5"/>
+        <w:pStyle w:val="a6"/>
         <w:jc w:val="left"/>
         <w:rPr>
           <w:rFonts w:ascii="ＭＳ 明朝" w:eastAsia="ＭＳ 明朝" w:hAnsi="ＭＳ 明朝"/>
@@ -8947,22 +9341,12 @@
           <w:sz w:val="21"/>
           <w:szCs w:val="21"/>
         </w:rPr>
-        <w:t>バックエンド（Java / Node.js）からフロントエンド（React / TypeScript / Next.js）、AWSを活用したインフラ構築・監視体制整備まで幅広く担当してきた。今後はクラウド・AI領域の知見をさらに深め、システム全体の</w:t>
-      </w:r>
-      <w:r>
-        <w:rPr>
-          <w:rFonts w:ascii="ＭＳ 明朝" w:eastAsia="ＭＳ 明朝" w:hAnsi="ＭＳ 明朝" w:cs="ＭＳ ゴシック" w:hint="eastAsia"/>
-          <w:bCs/>
-          <w:sz w:val="21"/>
-          <w:szCs w:val="21"/>
-        </w:rPr>
-        <w:lastRenderedPageBreak/>
-        <w:t>価値向上に貢献したい。</w:t>
+        <w:t>バックエンド（Java / Node.js）からフロントエンド（React / TypeScript / Next.js）、AWSを活用したインフラ構築・監視体制整備まで幅広く担当してきた。今後はクラウド・AI領域の知見をさらに深め、システム全体の価値向上に貢献したい。</w:t>
       </w:r>
     </w:p>
     <w:p>
       <w:pPr>
-        <w:pStyle w:val="a5"/>
+        <w:pStyle w:val="a6"/>
         <w:rPr>
           <w:rFonts w:ascii="ＭＳ 明朝" w:eastAsia="ＭＳ 明朝" w:hAnsi="ＭＳ 明朝"/>
           <w:sz w:val="21"/>
@@ -8980,7 +9364,7 @@
     </w:p>
     <w:p>
       <w:pPr>
-        <w:pStyle w:val="a5"/>
+        <w:pStyle w:val="a6"/>
         <w:rPr>
           <w:rFonts w:ascii="ＭＳ 明朝" w:eastAsia="ＭＳ 明朝" w:hAnsi="ＭＳ 明朝"/>
           <w:sz w:val="21"/>
@@ -8989,8 +9373,8 @@
       </w:pPr>
     </w:p>
     <w:sectPr>
-      <w:footerReference w:type="even" r:id="rId9"/>
-      <w:footerReference w:type="default" r:id="rId10"/>
+      <w:footerReference w:type="even" r:id="rId8"/>
+      <w:footerReference w:type="default" r:id="rId9"/>
       <w:pgSz w:w="11906" w:h="16838" w:code="9"/>
       <w:pgMar w:top="851" w:right="907" w:bottom="680" w:left="1134" w:header="851" w:footer="992" w:gutter="0"/>
       <w:cols w:space="720"/>
@@ -9001,7 +9385,7 @@
 </file>
 
 <file path=word/endnotes.xml><?xml version="1.0" encoding="utf-8"?>
-<w:endnotes xmlns:wpc="http://schemas.microsoft.com/office/word/2010/wordprocessingCanvas" xmlns:mc="http://schemas.openxmlformats.org/markup-compatibility/2006" xmlns:o="urn:schemas-microsoft-com:office:office" xmlns:r="http://schemas.openxmlformats.org/officeDocument/2006/relationships" xmlns:m="http://schemas.openxmlformats.org/officeDocument/2006/math" xmlns:v="urn:schemas-microsoft-com:vml" xmlns:wp14="http://schemas.microsoft.com/office/word/2010/wordprocessingDrawing" xmlns:wp="http://schemas.openxmlformats.org/drawingml/2006/wordprocessingDrawing" xmlns:w10="urn:schemas-microsoft-com:office:word" xmlns:w="http://schemas.openxmlformats.org/wordprocessingml/2006/main" xmlns:w14="http://schemas.microsoft.com/office/word/2010/wordml" xmlns:wpg="http://schemas.microsoft.com/office/word/2010/wordprocessingGroup" xmlns:wpi="http://schemas.microsoft.com/office/word/2010/wordprocessingInk" xmlns:wne="http://schemas.microsoft.com/office/word/2006/wordml" xmlns:wps="http://schemas.microsoft.com/office/word/2010/wordprocessingShape" mc:Ignorable="w14 wp14">
+<w:endnotes xmlns:wpc="http://schemas.microsoft.com/office/word/2010/wordprocessingCanvas" xmlns:cx="http://schemas.microsoft.com/office/drawing/2014/chartex" xmlns:cx1="http://schemas.microsoft.com/office/drawing/2015/9/8/chartex" xmlns:cx2="http://schemas.microsoft.com/office/drawing/2015/10/21/chartex" xmlns:cx3="http://schemas.microsoft.com/office/drawing/2016/5/9/chartex" xmlns:cx4="http://schemas.microsoft.com/office/drawing/2016/5/10/chartex" xmlns:cx5="http://schemas.microsoft.com/office/drawing/2016/5/11/chartex" xmlns:cx6="http://schemas.microsoft.com/office/drawing/2016/5/12/chartex" xmlns:cx7="http://schemas.microsoft.com/office/drawing/2016/5/13/chartex" xmlns:cx8="http://schemas.microsoft.com/office/drawing/2016/5/14/chartex" xmlns:mc="http://schemas.openxmlformats.org/markup-compatibility/2006" xmlns:aink="http://schemas.microsoft.com/office/drawing/2016/ink" xmlns:am3d="http://schemas.microsoft.com/office/drawing/2017/model3d" xmlns:o="urn:schemas-microsoft-com:office:office" xmlns:oel="http://schemas.microsoft.com/office/2019/extlst" xmlns:r="http://schemas.openxmlformats.org/officeDocument/2006/relationships" xmlns:m="http://schemas.openxmlformats.org/officeDocument/2006/math" xmlns:v="urn:schemas-microsoft-com:vml" xmlns:wp14="http://schemas.microsoft.com/office/word/2010/wordprocessingDrawing" xmlns:wp="http://schemas.openxmlformats.org/drawingml/2006/wordprocessingDrawing" xmlns:w10="urn:schemas-microsoft-com:office:word" xmlns:w="http://schemas.openxmlformats.org/wordprocessingml/2006/main" xmlns:w14="http://schemas.microsoft.com/office/word/2010/wordml" xmlns:w15="http://schemas.microsoft.com/office/word/2012/wordml" xmlns:w16cex="http://schemas.microsoft.com/office/word/2018/wordml/cex" xmlns:w16cid="http://schemas.microsoft.com/office/word/2016/wordml/cid" xmlns:w16="http://schemas.microsoft.com/office/word/2018/wordml" xmlns:w16du="http://schemas.microsoft.com/office/word/2023/wordml/word16du" xmlns:w16sdtdh="http://schemas.microsoft.com/office/word/2020/wordml/sdtdatahash" xmlns:w16sdtfl="http://schemas.microsoft.com/office/word/2024/wordml/sdtformatlock" xmlns:w16se="http://schemas.microsoft.com/office/word/2015/wordml/symex" xmlns:wpg="http://schemas.microsoft.com/office/word/2010/wordprocessingGroup" xmlns:wpi="http://schemas.microsoft.com/office/word/2010/wordprocessingInk" xmlns:wne="http://schemas.microsoft.com/office/word/2006/wordml" xmlns:wps="http://schemas.microsoft.com/office/word/2010/wordprocessingShape" mc:Ignorable="w14 w15 w16se w16cid w16 w16cex w16sdtdh w16sdtfl w16du wp14">
   <w:endnote w:type="separator" w:id="-1">
     <w:p>
       <w:r>
@@ -9020,10 +9404,10 @@
 </file>
 
 <file path=word/footer1.xml><?xml version="1.0" encoding="utf-8"?>
-<w:ftr xmlns:wpc="http://schemas.microsoft.com/office/word/2010/wordprocessingCanvas" xmlns:mc="http://schemas.openxmlformats.org/markup-compatibility/2006" xmlns:o="urn:schemas-microsoft-com:office:office" xmlns:r="http://schemas.openxmlformats.org/officeDocument/2006/relationships" xmlns:m="http://schemas.openxmlformats.org/officeDocument/2006/math" xmlns:v="urn:schemas-microsoft-com:vml" xmlns:wp14="http://schemas.microsoft.com/office/word/2010/wordprocessingDrawing" xmlns:wp="http://schemas.openxmlformats.org/drawingml/2006/wordprocessingDrawing" xmlns:w10="urn:schemas-microsoft-com:office:word" xmlns:w="http://schemas.openxmlformats.org/wordprocessingml/2006/main" xmlns:w14="http://schemas.microsoft.com/office/word/2010/wordml" xmlns:wpg="http://schemas.microsoft.com/office/word/2010/wordprocessingGroup" xmlns:wpi="http://schemas.microsoft.com/office/word/2010/wordprocessingInk" xmlns:wne="http://schemas.microsoft.com/office/word/2006/wordml" xmlns:wps="http://schemas.microsoft.com/office/word/2010/wordprocessingShape" mc:Ignorable="w14 wp14">
+<w:ftr xmlns:wpc="http://schemas.microsoft.com/office/word/2010/wordprocessingCanvas" xmlns:cx="http://schemas.microsoft.com/office/drawing/2014/chartex" xmlns:cx1="http://schemas.microsoft.com/office/drawing/2015/9/8/chartex" xmlns:cx2="http://schemas.microsoft.com/office/drawing/2015/10/21/chartex" xmlns:cx3="http://schemas.microsoft.com/office/drawing/2016/5/9/chartex" xmlns:cx4="http://schemas.microsoft.com/office/drawing/2016/5/10/chartex" xmlns:cx5="http://schemas.microsoft.com/office/drawing/2016/5/11/chartex" xmlns:cx6="http://schemas.microsoft.com/office/drawing/2016/5/12/chartex" xmlns:cx7="http://schemas.microsoft.com/office/drawing/2016/5/13/chartex" xmlns:cx8="http://schemas.microsoft.com/office/drawing/2016/5/14/chartex" xmlns:mc="http://schemas.openxmlformats.org/markup-compatibility/2006" xmlns:aink="http://schemas.microsoft.com/office/drawing/2016/ink" xmlns:am3d="http://schemas.microsoft.com/office/drawing/2017/model3d" xmlns:o="urn:schemas-microsoft-com:office:office" xmlns:oel="http://schemas.microsoft.com/office/2019/extlst" xmlns:r="http://schemas.openxmlformats.org/officeDocument/2006/relationships" xmlns:m="http://schemas.openxmlformats.org/officeDocument/2006/math" xmlns:v="urn:schemas-microsoft-com:vml" xmlns:wp14="http://schemas.microsoft.com/office/word/2010/wordprocessingDrawing" xmlns:wp="http://schemas.openxmlformats.org/drawingml/2006/wordprocessingDrawing" xmlns:w10="urn:schemas-microsoft-com:office:word" xmlns:w="http://schemas.openxmlformats.org/wordprocessingml/2006/main" xmlns:w14="http://schemas.microsoft.com/office/word/2010/wordml" xmlns:w15="http://schemas.microsoft.com/office/word/2012/wordml" xmlns:w16cex="http://schemas.microsoft.com/office/word/2018/wordml/cex" xmlns:w16cid="http://schemas.microsoft.com/office/word/2016/wordml/cid" xmlns:w16="http://schemas.microsoft.com/office/word/2018/wordml" xmlns:w16du="http://schemas.microsoft.com/office/word/2023/wordml/word16du" xmlns:w16sdtdh="http://schemas.microsoft.com/office/word/2020/wordml/sdtdatahash" xmlns:w16sdtfl="http://schemas.microsoft.com/office/word/2024/wordml/sdtformatlock" xmlns:w16se="http://schemas.microsoft.com/office/word/2015/wordml/symex" xmlns:wpg="http://schemas.microsoft.com/office/word/2010/wordprocessingGroup" xmlns:wpi="http://schemas.microsoft.com/office/word/2010/wordprocessingInk" xmlns:wne="http://schemas.microsoft.com/office/word/2006/wordml" xmlns:wps="http://schemas.microsoft.com/office/word/2010/wordprocessingShape" mc:Ignorable="w14 w15 w16se w16cid w16 w16cex w16sdtdh w16sdtfl w16du wp14">
   <w:p>
     <w:pPr>
-      <w:pStyle w:val="a3"/>
+      <w:pStyle w:val="a4"/>
       <w:framePr w:h="0" w:wrap="around" w:vAnchor="text" w:hAnchor="margin" w:xAlign="center" w:y="1"/>
     </w:pPr>
     <w:r>
@@ -9044,14 +9428,14 @@
   </w:p>
   <w:p>
     <w:pPr>
-      <w:pStyle w:val="a3"/>
+      <w:pStyle w:val="a4"/>
     </w:pPr>
   </w:p>
 </w:ftr>
 </file>
 
 <file path=word/footer2.xml><?xml version="1.0" encoding="utf-8"?>
-<w:ftr xmlns:wpc="http://schemas.microsoft.com/office/word/2010/wordprocessingCanvas" xmlns:mc="http://schemas.openxmlformats.org/markup-compatibility/2006" xmlns:o="urn:schemas-microsoft-com:office:office" xmlns:r="http://schemas.openxmlformats.org/officeDocument/2006/relationships" xmlns:m="http://schemas.openxmlformats.org/officeDocument/2006/math" xmlns:v="urn:schemas-microsoft-com:vml" xmlns:wp14="http://schemas.microsoft.com/office/word/2010/wordprocessingDrawing" xmlns:wp="http://schemas.openxmlformats.org/drawingml/2006/wordprocessingDrawing" xmlns:w10="urn:schemas-microsoft-com:office:word" xmlns:w="http://schemas.openxmlformats.org/wordprocessingml/2006/main" xmlns:w14="http://schemas.microsoft.com/office/word/2010/wordml" xmlns:wpg="http://schemas.microsoft.com/office/word/2010/wordprocessingGroup" xmlns:wpi="http://schemas.microsoft.com/office/word/2010/wordprocessingInk" xmlns:wne="http://schemas.microsoft.com/office/word/2006/wordml" xmlns:wps="http://schemas.microsoft.com/office/word/2010/wordprocessingShape" mc:Ignorable="w14 wp14">
+<w:ftr xmlns:wpc="http://schemas.microsoft.com/office/word/2010/wordprocessingCanvas" xmlns:cx="http://schemas.microsoft.com/office/drawing/2014/chartex" xmlns:cx1="http://schemas.microsoft.com/office/drawing/2015/9/8/chartex" xmlns:cx2="http://schemas.microsoft.com/office/drawing/2015/10/21/chartex" xmlns:cx3="http://schemas.microsoft.com/office/drawing/2016/5/9/chartex" xmlns:cx4="http://schemas.microsoft.com/office/drawing/2016/5/10/chartex" xmlns:cx5="http://schemas.microsoft.com/office/drawing/2016/5/11/chartex" xmlns:cx6="http://schemas.microsoft.com/office/drawing/2016/5/12/chartex" xmlns:cx7="http://schemas.microsoft.com/office/drawing/2016/5/13/chartex" xmlns:cx8="http://schemas.microsoft.com/office/drawing/2016/5/14/chartex" xmlns:mc="http://schemas.openxmlformats.org/markup-compatibility/2006" xmlns:aink="http://schemas.microsoft.com/office/drawing/2016/ink" xmlns:am3d="http://schemas.microsoft.com/office/drawing/2017/model3d" xmlns:o="urn:schemas-microsoft-com:office:office" xmlns:oel="http://schemas.microsoft.com/office/2019/extlst" xmlns:r="http://schemas.openxmlformats.org/officeDocument/2006/relationships" xmlns:m="http://schemas.openxmlformats.org/officeDocument/2006/math" xmlns:v="urn:schemas-microsoft-com:vml" xmlns:wp14="http://schemas.microsoft.com/office/word/2010/wordprocessingDrawing" xmlns:wp="http://schemas.openxmlformats.org/drawingml/2006/wordprocessingDrawing" xmlns:w10="urn:schemas-microsoft-com:office:word" xmlns:w="http://schemas.openxmlformats.org/wordprocessingml/2006/main" xmlns:w14="http://schemas.microsoft.com/office/word/2010/wordml" xmlns:w15="http://schemas.microsoft.com/office/word/2012/wordml" xmlns:w16cex="http://schemas.microsoft.com/office/word/2018/wordml/cex" xmlns:w16cid="http://schemas.microsoft.com/office/word/2016/wordml/cid" xmlns:w16="http://schemas.microsoft.com/office/word/2018/wordml" xmlns:w16du="http://schemas.microsoft.com/office/word/2023/wordml/word16du" xmlns:w16sdtdh="http://schemas.microsoft.com/office/word/2020/wordml/sdtdatahash" xmlns:w16sdtfl="http://schemas.microsoft.com/office/word/2024/wordml/sdtformatlock" xmlns:w16se="http://schemas.microsoft.com/office/word/2015/wordml/symex" xmlns:wpg="http://schemas.microsoft.com/office/word/2010/wordprocessingGroup" xmlns:wpi="http://schemas.microsoft.com/office/word/2010/wordprocessingInk" xmlns:wne="http://schemas.microsoft.com/office/word/2006/wordml" xmlns:wps="http://schemas.microsoft.com/office/word/2010/wordprocessingShape" mc:Ignorable="w14 w15 w16se w16cid w16 w16cex w16sdtdh w16sdtfl w16du wp14">
   <w:sdt>
     <w:sdtPr>
       <w:id w:val="-57249672"/>
@@ -9060,7 +9444,6 @@
         <w:docPartUnique/>
       </w:docPartObj>
     </w:sdtPr>
-    <w:sdtEndPr/>
     <w:sdtContent>
       <w:sdt>
         <w:sdtPr>
@@ -9070,11 +9453,10 @@
             <w:docPartUnique/>
           </w:docPartObj>
         </w:sdtPr>
-        <w:sdtEndPr/>
         <w:sdtContent>
           <w:p>
             <w:pPr>
-              <w:pStyle w:val="a3"/>
+              <w:pStyle w:val="a4"/>
               <w:jc w:val="right"/>
             </w:pPr>
             <w:r>
@@ -9126,7 +9508,13 @@
               <w:rPr>
                 <w:lang w:val="ja-JP"/>
               </w:rPr>
-              <w:t xml:space="preserve"> / </w:t>
+              <w:t xml:space="preserve"> </w:t>
+            </w:r>
+            <w:r>
+              <w:rPr>
+                <w:lang w:val="ja-JP"/>
+              </w:rPr>
+              <w:t xml:space="preserve">/ </w:t>
             </w:r>
             <w:r>
               <w:rPr>
@@ -9174,7 +9562,7 @@
   </w:sdt>
   <w:p>
     <w:pPr>
-      <w:pStyle w:val="a3"/>
+      <w:pStyle w:val="a4"/>
       <w:jc w:val="right"/>
       <w:rPr>
         <w:rFonts w:ascii="ＭＳ 明朝" w:hAnsi="ＭＳ 明朝" w:cs="ＭＳ 明朝"/>
@@ -9187,7 +9575,7 @@
 </file>
 
 <file path=word/footnotes.xml><?xml version="1.0" encoding="utf-8"?>
-<w:footnotes xmlns:wpc="http://schemas.microsoft.com/office/word/2010/wordprocessingCanvas" xmlns:mc="http://schemas.openxmlformats.org/markup-compatibility/2006" xmlns:o="urn:schemas-microsoft-com:office:office" xmlns:r="http://schemas.openxmlformats.org/officeDocument/2006/relationships" xmlns:m="http://schemas.openxmlformats.org/officeDocument/2006/math" xmlns:v="urn:schemas-microsoft-com:vml" xmlns:wp14="http://schemas.microsoft.com/office/word/2010/wordprocessingDrawing" xmlns:wp="http://schemas.openxmlformats.org/drawingml/2006/wordprocessingDrawing" xmlns:w10="urn:schemas-microsoft-com:office:word" xmlns:w="http://schemas.openxmlformats.org/wordprocessingml/2006/main" xmlns:w14="http://schemas.microsoft.com/office/word/2010/wordml" xmlns:wpg="http://schemas.microsoft.com/office/word/2010/wordprocessingGroup" xmlns:wpi="http://schemas.microsoft.com/office/word/2010/wordprocessingInk" xmlns:wne="http://schemas.microsoft.com/office/word/2006/wordml" xmlns:wps="http://schemas.microsoft.com/office/word/2010/wordprocessingShape" mc:Ignorable="w14 wp14">
+<w:footnotes xmlns:wpc="http://schemas.microsoft.com/office/word/2010/wordprocessingCanvas" xmlns:cx="http://schemas.microsoft.com/office/drawing/2014/chartex" xmlns:cx1="http://schemas.microsoft.com/office/drawing/2015/9/8/chartex" xmlns:cx2="http://schemas.microsoft.com/office/drawing/2015/10/21/chartex" xmlns:cx3="http://schemas.microsoft.com/office/drawing/2016/5/9/chartex" xmlns:cx4="http://schemas.microsoft.com/office/drawing/2016/5/10/chartex" xmlns:cx5="http://schemas.microsoft.com/office/drawing/2016/5/11/chartex" xmlns:cx6="http://schemas.microsoft.com/office/drawing/2016/5/12/chartex" xmlns:cx7="http://schemas.microsoft.com/office/drawing/2016/5/13/chartex" xmlns:cx8="http://schemas.microsoft.com/office/drawing/2016/5/14/chartex" xmlns:mc="http://schemas.openxmlformats.org/markup-compatibility/2006" xmlns:aink="http://schemas.microsoft.com/office/drawing/2016/ink" xmlns:am3d="http://schemas.microsoft.com/office/drawing/2017/model3d" xmlns:o="urn:schemas-microsoft-com:office:office" xmlns:oel="http://schemas.microsoft.com/office/2019/extlst" xmlns:r="http://schemas.openxmlformats.org/officeDocument/2006/relationships" xmlns:m="http://schemas.openxmlformats.org/officeDocument/2006/math" xmlns:v="urn:schemas-microsoft-com:vml" xmlns:wp14="http://schemas.microsoft.com/office/word/2010/wordprocessingDrawing" xmlns:wp="http://schemas.openxmlformats.org/drawingml/2006/wordprocessingDrawing" xmlns:w10="urn:schemas-microsoft-com:office:word" xmlns:w="http://schemas.openxmlformats.org/wordprocessingml/2006/main" xmlns:w14="http://schemas.microsoft.com/office/word/2010/wordml" xmlns:w15="http://schemas.microsoft.com/office/word/2012/wordml" xmlns:w16cex="http://schemas.microsoft.com/office/word/2018/wordml/cex" xmlns:w16cid="http://schemas.microsoft.com/office/word/2016/wordml/cid" xmlns:w16="http://schemas.microsoft.com/office/word/2018/wordml" xmlns:w16du="http://schemas.microsoft.com/office/word/2023/wordml/word16du" xmlns:w16sdtdh="http://schemas.microsoft.com/office/word/2020/wordml/sdtdatahash" xmlns:w16sdtfl="http://schemas.microsoft.com/office/word/2024/wordml/sdtformatlock" xmlns:w16se="http://schemas.microsoft.com/office/word/2015/wordml/symex" xmlns:wpg="http://schemas.microsoft.com/office/word/2010/wordprocessingGroup" xmlns:wpi="http://schemas.microsoft.com/office/word/2010/wordprocessingInk" xmlns:wne="http://schemas.microsoft.com/office/word/2006/wordml" xmlns:wps="http://schemas.microsoft.com/office/word/2010/wordprocessingShape" mc:Ignorable="w14 w15 w16se w16cid w16 w16cex w16sdtdh w16sdtfl w16du wp14">
   <w:footnote w:type="separator" w:id="-1">
     <w:p>
       <w:r>
@@ -9206,8 +9594,8 @@
 </file>
 
 <file path=word/numbering.xml><?xml version="1.0" encoding="utf-8"?>
-<w:numbering xmlns:wpc="http://schemas.microsoft.com/office/word/2010/wordprocessingCanvas" xmlns:mc="http://schemas.openxmlformats.org/markup-compatibility/2006" xmlns:o="urn:schemas-microsoft-com:office:office" xmlns:r="http://schemas.openxmlformats.org/officeDocument/2006/relationships" xmlns:m="http://schemas.openxmlformats.org/officeDocument/2006/math" xmlns:v="urn:schemas-microsoft-com:vml" xmlns:wp14="http://schemas.microsoft.com/office/word/2010/wordprocessingDrawing" xmlns:wp="http://schemas.openxmlformats.org/drawingml/2006/wordprocessingDrawing" xmlns:w10="urn:schemas-microsoft-com:office:word" xmlns:w="http://schemas.openxmlformats.org/wordprocessingml/2006/main" xmlns:w14="http://schemas.microsoft.com/office/word/2010/wordml" xmlns:wpg="http://schemas.microsoft.com/office/word/2010/wordprocessingGroup" xmlns:wpi="http://schemas.microsoft.com/office/word/2010/wordprocessingInk" xmlns:wne="http://schemas.microsoft.com/office/word/2006/wordml" xmlns:wps="http://schemas.microsoft.com/office/word/2010/wordprocessingShape" mc:Ignorable="w14 wp14">
-  <w:abstractNum w:abstractNumId="0">
+<w:numbering xmlns:wpc="http://schemas.microsoft.com/office/word/2010/wordprocessingCanvas" xmlns:cx="http://schemas.microsoft.com/office/drawing/2014/chartex" xmlns:cx1="http://schemas.microsoft.com/office/drawing/2015/9/8/chartex" xmlns:cx2="http://schemas.microsoft.com/office/drawing/2015/10/21/chartex" xmlns:cx3="http://schemas.microsoft.com/office/drawing/2016/5/9/chartex" xmlns:cx4="http://schemas.microsoft.com/office/drawing/2016/5/10/chartex" xmlns:cx5="http://schemas.microsoft.com/office/drawing/2016/5/11/chartex" xmlns:cx6="http://schemas.microsoft.com/office/drawing/2016/5/12/chartex" xmlns:cx7="http://schemas.microsoft.com/office/drawing/2016/5/13/chartex" xmlns:cx8="http://schemas.microsoft.com/office/drawing/2016/5/14/chartex" xmlns:mc="http://schemas.openxmlformats.org/markup-compatibility/2006" xmlns:aink="http://schemas.microsoft.com/office/drawing/2016/ink" xmlns:am3d="http://schemas.microsoft.com/office/drawing/2017/model3d" xmlns:o="urn:schemas-microsoft-com:office:office" xmlns:oel="http://schemas.microsoft.com/office/2019/extlst" xmlns:r="http://schemas.openxmlformats.org/officeDocument/2006/relationships" xmlns:m="http://schemas.openxmlformats.org/officeDocument/2006/math" xmlns:v="urn:schemas-microsoft-com:vml" xmlns:wp14="http://schemas.microsoft.com/office/word/2010/wordprocessingDrawing" xmlns:wp="http://schemas.openxmlformats.org/drawingml/2006/wordprocessingDrawing" xmlns:w10="urn:schemas-microsoft-com:office:word" xmlns:w="http://schemas.openxmlformats.org/wordprocessingml/2006/main" xmlns:w14="http://schemas.microsoft.com/office/word/2010/wordml" xmlns:w15="http://schemas.microsoft.com/office/word/2012/wordml" xmlns:w16cex="http://schemas.microsoft.com/office/word/2018/wordml/cex" xmlns:w16cid="http://schemas.microsoft.com/office/word/2016/wordml/cid" xmlns:w16="http://schemas.microsoft.com/office/word/2018/wordml" xmlns:w16du="http://schemas.microsoft.com/office/word/2023/wordml/word16du" xmlns:w16sdtdh="http://schemas.microsoft.com/office/word/2020/wordml/sdtdatahash" xmlns:w16sdtfl="http://schemas.microsoft.com/office/word/2024/wordml/sdtformatlock" xmlns:w16se="http://schemas.microsoft.com/office/word/2015/wordml/symex" xmlns:wpg="http://schemas.microsoft.com/office/word/2010/wordprocessingGroup" xmlns:wpi="http://schemas.microsoft.com/office/word/2010/wordprocessingInk" xmlns:wne="http://schemas.microsoft.com/office/word/2006/wordml" xmlns:wps="http://schemas.microsoft.com/office/word/2010/wordprocessingShape" mc:Ignorable="w14 w15 w16se w16cid w16 w16cex w16sdtdh w16sdtfl w16du wp14">
+  <w:abstractNum w:abstractNumId="0" w15:restartNumberingAfterBreak="0">
     <w:nsid w:val="16503DC4"/>
     <w:multiLevelType w:val="hybridMultilevel"/>
     <w:tmpl w:val="5DBE9604"/>
@@ -9323,7 +9711,7 @@
       </w:pPr>
     </w:lvl>
   </w:abstractNum>
-  <w:abstractNum w:abstractNumId="1">
+  <w:abstractNum w:abstractNumId="1" w15:restartNumberingAfterBreak="0">
     <w:nsid w:val="17717112"/>
     <w:multiLevelType w:val="hybridMultilevel"/>
     <w:tmpl w:val="6DDC1D34"/>
@@ -9412,7 +9800,7 @@
       </w:pPr>
     </w:lvl>
   </w:abstractNum>
-  <w:abstractNum w:abstractNumId="2">
+  <w:abstractNum w:abstractNumId="2" w15:restartNumberingAfterBreak="0">
     <w:nsid w:val="2C9C1371"/>
     <w:multiLevelType w:val="hybridMultilevel"/>
     <w:tmpl w:val="3DC89900"/>
@@ -9528,7 +9916,7 @@
       </w:pPr>
     </w:lvl>
   </w:abstractNum>
-  <w:abstractNum w:abstractNumId="3">
+  <w:abstractNum w:abstractNumId="3" w15:restartNumberingAfterBreak="0">
     <w:nsid w:val="3D90778E"/>
     <w:multiLevelType w:val="hybridMultilevel"/>
     <w:tmpl w:val="96C47DF0"/>
@@ -9617,7 +10005,7 @@
       </w:pPr>
     </w:lvl>
   </w:abstractNum>
-  <w:abstractNum w:abstractNumId="4">
+  <w:abstractNum w:abstractNumId="4" w15:restartNumberingAfterBreak="0">
     <w:nsid w:val="5E8E2C88"/>
     <w:multiLevelType w:val="hybridMultilevel"/>
     <w:tmpl w:val="5DA018CE"/>
@@ -9706,7 +10094,7 @@
       </w:pPr>
     </w:lvl>
   </w:abstractNum>
-  <w:abstractNum w:abstractNumId="5">
+  <w:abstractNum w:abstractNumId="5" w15:restartNumberingAfterBreak="0">
     <w:nsid w:val="6DAC2CB2"/>
     <w:multiLevelType w:val="hybridMultilevel"/>
     <w:tmpl w:val="10E0B9A0"/>
@@ -9795,29 +10183,29 @@
       </w:pPr>
     </w:lvl>
   </w:abstractNum>
-  <w:num w:numId="1">
+  <w:num w:numId="1" w16cid:durableId="857933702">
     <w:abstractNumId w:val="0"/>
   </w:num>
-  <w:num w:numId="2">
+  <w:num w:numId="2" w16cid:durableId="1868712460">
     <w:abstractNumId w:val="2"/>
   </w:num>
-  <w:num w:numId="3">
+  <w:num w:numId="3" w16cid:durableId="1415081997">
     <w:abstractNumId w:val="5"/>
   </w:num>
-  <w:num w:numId="4">
+  <w:num w:numId="4" w16cid:durableId="638343046">
     <w:abstractNumId w:val="3"/>
   </w:num>
-  <w:num w:numId="5">
+  <w:num w:numId="5" w16cid:durableId="1722903274">
     <w:abstractNumId w:val="4"/>
   </w:num>
-  <w:num w:numId="6">
+  <w:num w:numId="6" w16cid:durableId="1318800878">
     <w:abstractNumId w:val="1"/>
   </w:num>
 </w:numbering>
 </file>
 
 <file path=word/styles.xml><?xml version="1.0" encoding="utf-8"?>
-<w:styles xmlns:mc="http://schemas.openxmlformats.org/markup-compatibility/2006" xmlns:r="http://schemas.openxmlformats.org/officeDocument/2006/relationships" xmlns:w="http://schemas.openxmlformats.org/wordprocessingml/2006/main" xmlns:w14="http://schemas.microsoft.com/office/word/2010/wordml" mc:Ignorable="w14">
+<w:styles xmlns:mc="http://schemas.openxmlformats.org/markup-compatibility/2006" xmlns:r="http://schemas.openxmlformats.org/officeDocument/2006/relationships" xmlns:w="http://schemas.openxmlformats.org/wordprocessingml/2006/main" xmlns:w14="http://schemas.microsoft.com/office/word/2010/wordml" xmlns:w15="http://schemas.microsoft.com/office/word/2012/wordml" xmlns:w16cex="http://schemas.microsoft.com/office/word/2018/wordml/cex" xmlns:w16cid="http://schemas.microsoft.com/office/word/2016/wordml/cid" xmlns:w16="http://schemas.microsoft.com/office/word/2018/wordml" xmlns:w16du="http://schemas.microsoft.com/office/word/2023/wordml/word16du" xmlns:w16sdtdh="http://schemas.microsoft.com/office/word/2020/wordml/sdtdatahash" xmlns:w16sdtfl="http://schemas.microsoft.com/office/word/2024/wordml/sdtformatlock" xmlns:w16se="http://schemas.microsoft.com/office/word/2015/wordml/symex" mc:Ignorable="w14 w15 w16se w16cid w16 w16cex w16sdtdh w16sdtfl w16du">
   <w:docDefaults>
     <w:rPrDefault>
       <w:rPr>
@@ -9827,7 +10215,7 @@
     </w:rPrDefault>
     <w:pPrDefault/>
   </w:docDefaults>
-  <w:latentStyles w:defLockedState="0" w:defUIPriority="0" w:defSemiHidden="0" w:defUnhideWhenUsed="0" w:defQFormat="0" w:count="267">
+  <w:latentStyles w:defLockedState="0" w:defUIPriority="0" w:defSemiHidden="0" w:defUnhideWhenUsed="0" w:defQFormat="0" w:count="376">
     <w:lsdException w:name="header" w:uiPriority="99"/>
     <w:lsdException w:name="footer" w:uiPriority="99"/>
     <w:lsdException w:name="HTML Variable" w:semiHidden="1" w:unhideWhenUsed="1"/>
@@ -9877,8 +10265,215 @@
     <w:lsdException w:name="Table Web 3" w:semiHidden="1" w:unhideWhenUsed="1"/>
     <w:lsdException w:name="Balloon Text" w:semiHidden="1" w:unhideWhenUsed="1"/>
     <w:lsdException w:name="Table Theme" w:semiHidden="1" w:unhideWhenUsed="1"/>
+    <w:lsdException w:name="Light Shading"/>
+    <w:lsdException w:name="Light List"/>
+    <w:lsdException w:name="Light Grid"/>
+    <w:lsdException w:name="Medium Shading 1"/>
+    <w:lsdException w:name="Medium Shading 2"/>
+    <w:lsdException w:name="Medium List 1"/>
+    <w:lsdException w:name="Medium List 2"/>
+    <w:lsdException w:name="Medium Grid 1"/>
+    <w:lsdException w:name="Medium Grid 2"/>
+    <w:lsdException w:name="Medium Grid 3"/>
+    <w:lsdException w:name="Dark List"/>
+    <w:lsdException w:name="Colorful Shading"/>
+    <w:lsdException w:name="Colorful List"/>
+    <w:lsdException w:name="Colorful Grid"/>
+    <w:lsdException w:name="Light Shading Accent 1"/>
+    <w:lsdException w:name="Light List Accent 1"/>
+    <w:lsdException w:name="Light Grid Accent 1"/>
+    <w:lsdException w:name="Medium Shading 1 Accent 1"/>
+    <w:lsdException w:name="Medium Shading 2 Accent 1"/>
+    <w:lsdException w:name="Medium List 1 Accent 1"/>
     <w:lsdException w:name="List Paragraph" w:uiPriority="34" w:qFormat="1"/>
+    <w:lsdException w:name="Medium List 2 Accent 1"/>
+    <w:lsdException w:name="Medium Grid 1 Accent 1"/>
+    <w:lsdException w:name="Medium Grid 2 Accent 1"/>
+    <w:lsdException w:name="Medium Grid 3 Accent 1"/>
+    <w:lsdException w:name="Dark List Accent 1"/>
+    <w:lsdException w:name="Colorful Shading Accent 1"/>
+    <w:lsdException w:name="Colorful List Accent 1"/>
+    <w:lsdException w:name="Colorful Grid Accent 1"/>
+    <w:lsdException w:name="Light Shading Accent 2"/>
+    <w:lsdException w:name="Light List Accent 2"/>
+    <w:lsdException w:name="Light Grid Accent 2"/>
+    <w:lsdException w:name="Medium Shading 1 Accent 2"/>
+    <w:lsdException w:name="Medium Shading 2 Accent 2"/>
+    <w:lsdException w:name="Medium List 1 Accent 2"/>
+    <w:lsdException w:name="Medium List 2 Accent 2"/>
+    <w:lsdException w:name="Medium Grid 1 Accent 2"/>
+    <w:lsdException w:name="Medium Grid 2 Accent 2"/>
+    <w:lsdException w:name="Medium Grid 3 Accent 2"/>
+    <w:lsdException w:name="Dark List Accent 2"/>
+    <w:lsdException w:name="Colorful Shading Accent 2"/>
+    <w:lsdException w:name="Colorful List Accent 2"/>
+    <w:lsdException w:name="Colorful Grid Accent 2"/>
+    <w:lsdException w:name="Light Shading Accent 3"/>
+    <w:lsdException w:name="Light List Accent 3"/>
+    <w:lsdException w:name="Light Grid Accent 3"/>
+    <w:lsdException w:name="Medium Shading 1 Accent 3"/>
+    <w:lsdException w:name="Medium Shading 2 Accent 3"/>
+    <w:lsdException w:name="Medium List 1 Accent 3"/>
+    <w:lsdException w:name="Medium List 2 Accent 3"/>
+    <w:lsdException w:name="Medium Grid 1 Accent 3"/>
+    <w:lsdException w:name="Medium Grid 2 Accent 3"/>
+    <w:lsdException w:name="Medium Grid 3 Accent 3"/>
+    <w:lsdException w:name="Dark List Accent 3"/>
+    <w:lsdException w:name="Colorful Shading Accent 3"/>
+    <w:lsdException w:name="Colorful List Accent 3"/>
+    <w:lsdException w:name="Colorful Grid Accent 3"/>
+    <w:lsdException w:name="Light Shading Accent 4"/>
+    <w:lsdException w:name="Light List Accent 4"/>
+    <w:lsdException w:name="Light Grid Accent 4"/>
+    <w:lsdException w:name="Medium Shading 1 Accent 4"/>
+    <w:lsdException w:name="Medium Shading 2 Accent 4"/>
+    <w:lsdException w:name="Medium List 1 Accent 4"/>
+    <w:lsdException w:name="Medium List 2 Accent 4"/>
+    <w:lsdException w:name="Medium Grid 1 Accent 4"/>
+    <w:lsdException w:name="Medium Grid 2 Accent 4"/>
+    <w:lsdException w:name="Medium Grid 3 Accent 4"/>
+    <w:lsdException w:name="Dark List Accent 4"/>
+    <w:lsdException w:name="Colorful Shading Accent 4"/>
+    <w:lsdException w:name="Colorful List Accent 4"/>
+    <w:lsdException w:name="Colorful Grid Accent 4"/>
+    <w:lsdException w:name="Light Shading Accent 5"/>
+    <w:lsdException w:name="Light List Accent 5"/>
+    <w:lsdException w:name="Light Grid Accent 5"/>
+    <w:lsdException w:name="Medium Shading 1 Accent 5"/>
+    <w:lsdException w:name="Medium Shading 2 Accent 5"/>
+    <w:lsdException w:name="Medium List 1 Accent 5"/>
+    <w:lsdException w:name="Medium List 2 Accent 5"/>
+    <w:lsdException w:name="Medium Grid 1 Accent 5"/>
+    <w:lsdException w:name="Medium Grid 2 Accent 5"/>
+    <w:lsdException w:name="Medium Grid 3 Accent 5"/>
+    <w:lsdException w:name="Dark List Accent 5"/>
+    <w:lsdException w:name="Colorful Shading Accent 5"/>
+    <w:lsdException w:name="Colorful List Accent 5"/>
+    <w:lsdException w:name="Colorful Grid Accent 5"/>
+    <w:lsdException w:name="Light Shading Accent 6"/>
+    <w:lsdException w:name="Light List Accent 6"/>
+    <w:lsdException w:name="Light Grid Accent 6"/>
+    <w:lsdException w:name="Medium Shading 1 Accent 6"/>
+    <w:lsdException w:name="Medium Shading 2 Accent 6"/>
+    <w:lsdException w:name="Medium List 1 Accent 6"/>
+    <w:lsdException w:name="Medium List 2 Accent 6"/>
+    <w:lsdException w:name="Medium Grid 1 Accent 6"/>
+    <w:lsdException w:name="Medium Grid 2 Accent 6"/>
+    <w:lsdException w:name="Medium Grid 3 Accent 6"/>
+    <w:lsdException w:name="Dark List Accent 6"/>
+    <w:lsdException w:name="Colorful Shading Accent 6"/>
+    <w:lsdException w:name="Colorful List Accent 6"/>
+    <w:lsdException w:name="Colorful Grid Accent 6"/>
     <w:lsdException w:name="TOC Heading" w:semiHidden="1" w:unhideWhenUsed="1"/>
+    <w:lsdException w:name="Plain Table 1" w:uiPriority="41"/>
+    <w:lsdException w:name="Plain Table 2" w:uiPriority="42"/>
+    <w:lsdException w:name="Plain Table 3" w:uiPriority="43"/>
+    <w:lsdException w:name="Plain Table 4" w:uiPriority="44"/>
+    <w:lsdException w:name="Plain Table 5" w:uiPriority="45"/>
+    <w:lsdException w:name="Grid Table Light" w:uiPriority="40"/>
+    <w:lsdException w:name="Grid Table 1 Light" w:uiPriority="46"/>
+    <w:lsdException w:name="Grid Table 2" w:uiPriority="47"/>
+    <w:lsdException w:name="Grid Table 3" w:uiPriority="48"/>
+    <w:lsdException w:name="Grid Table 4" w:uiPriority="49"/>
+    <w:lsdException w:name="Grid Table 5 Dark" w:uiPriority="50"/>
+    <w:lsdException w:name="Grid Table 6 Colorful" w:uiPriority="51"/>
+    <w:lsdException w:name="Grid Table 7 Colorful" w:uiPriority="52"/>
+    <w:lsdException w:name="Grid Table 1 Light Accent 1" w:uiPriority="46"/>
+    <w:lsdException w:name="Grid Table 2 Accent 1" w:uiPriority="47"/>
+    <w:lsdException w:name="Grid Table 3 Accent 1" w:uiPriority="48"/>
+    <w:lsdException w:name="Grid Table 4 Accent 1" w:uiPriority="49"/>
+    <w:lsdException w:name="Grid Table 5 Dark Accent 1" w:uiPriority="50"/>
+    <w:lsdException w:name="Grid Table 6 Colorful Accent 1" w:uiPriority="51"/>
+    <w:lsdException w:name="Grid Table 7 Colorful Accent 1" w:uiPriority="52"/>
+    <w:lsdException w:name="Grid Table 1 Light Accent 2" w:uiPriority="46"/>
+    <w:lsdException w:name="Grid Table 2 Accent 2" w:uiPriority="47"/>
+    <w:lsdException w:name="Grid Table 3 Accent 2" w:uiPriority="48"/>
+    <w:lsdException w:name="Grid Table 4 Accent 2" w:uiPriority="49"/>
+    <w:lsdException w:name="Grid Table 5 Dark Accent 2" w:uiPriority="50"/>
+    <w:lsdException w:name="Grid Table 6 Colorful Accent 2" w:uiPriority="51"/>
+    <w:lsdException w:name="Grid Table 7 Colorful Accent 2" w:uiPriority="52"/>
+    <w:lsdException w:name="Grid Table 1 Light Accent 3" w:uiPriority="46"/>
+    <w:lsdException w:name="Grid Table 2 Accent 3" w:uiPriority="47"/>
+    <w:lsdException w:name="Grid Table 3 Accent 3" w:uiPriority="48"/>
+    <w:lsdException w:name="Grid Table 4 Accent 3" w:uiPriority="49"/>
+    <w:lsdException w:name="Grid Table 5 Dark Accent 3" w:uiPriority="50"/>
+    <w:lsdException w:name="Grid Table 6 Colorful Accent 3" w:uiPriority="51"/>
+    <w:lsdException w:name="Grid Table 7 Colorful Accent 3" w:uiPriority="52"/>
+    <w:lsdException w:name="Grid Table 1 Light Accent 4" w:uiPriority="46"/>
+    <w:lsdException w:name="Grid Table 2 Accent 4" w:uiPriority="47"/>
+    <w:lsdException w:name="Grid Table 3 Accent 4" w:uiPriority="48"/>
+    <w:lsdException w:name="Grid Table 4 Accent 4" w:uiPriority="49"/>
+    <w:lsdException w:name="Grid Table 5 Dark Accent 4" w:uiPriority="50"/>
+    <w:lsdException w:name="Grid Table 6 Colorful Accent 4" w:uiPriority="51"/>
+    <w:lsdException w:name="Grid Table 7 Colorful Accent 4" w:uiPriority="52"/>
+    <w:lsdException w:name="Grid Table 1 Light Accent 5" w:uiPriority="46"/>
+    <w:lsdException w:name="Grid Table 2 Accent 5" w:uiPriority="47"/>
+    <w:lsdException w:name="Grid Table 3 Accent 5" w:uiPriority="48"/>
+    <w:lsdException w:name="Grid Table 4 Accent 5" w:uiPriority="49"/>
+    <w:lsdException w:name="Grid Table 5 Dark Accent 5" w:uiPriority="50"/>
+    <w:lsdException w:name="Grid Table 6 Colorful Accent 5" w:uiPriority="51"/>
+    <w:lsdException w:name="Grid Table 7 Colorful Accent 5" w:uiPriority="52"/>
+    <w:lsdException w:name="Grid Table 1 Light Accent 6" w:uiPriority="46"/>
+    <w:lsdException w:name="Grid Table 2 Accent 6" w:uiPriority="47"/>
+    <w:lsdException w:name="Grid Table 3 Accent 6" w:uiPriority="48"/>
+    <w:lsdException w:name="Grid Table 4 Accent 6" w:uiPriority="49"/>
+    <w:lsdException w:name="Grid Table 5 Dark Accent 6" w:uiPriority="50"/>
+    <w:lsdException w:name="Grid Table 6 Colorful Accent 6" w:uiPriority="51"/>
+    <w:lsdException w:name="Grid Table 7 Colorful Accent 6" w:uiPriority="52"/>
+    <w:lsdException w:name="List Table 1 Light" w:uiPriority="46"/>
+    <w:lsdException w:name="List Table 2" w:uiPriority="47"/>
+    <w:lsdException w:name="List Table 3" w:uiPriority="48"/>
+    <w:lsdException w:name="List Table 4" w:uiPriority="49"/>
+    <w:lsdException w:name="List Table 5 Dark" w:uiPriority="50"/>
+    <w:lsdException w:name="List Table 6 Colorful" w:uiPriority="51"/>
+    <w:lsdException w:name="List Table 7 Colorful" w:uiPriority="52"/>
+    <w:lsdException w:name="List Table 1 Light Accent 1" w:uiPriority="46"/>
+    <w:lsdException w:name="List Table 2 Accent 1" w:uiPriority="47"/>
+    <w:lsdException w:name="List Table 3 Accent 1" w:uiPriority="48"/>
+    <w:lsdException w:name="List Table 4 Accent 1" w:uiPriority="49"/>
+    <w:lsdException w:name="List Table 5 Dark Accent 1" w:uiPriority="50"/>
+    <w:lsdException w:name="List Table 6 Colorful Accent 1" w:uiPriority="51"/>
+    <w:lsdException w:name="List Table 7 Colorful Accent 1" w:uiPriority="52"/>
+    <w:lsdException w:name="List Table 1 Light Accent 2" w:uiPriority="46"/>
+    <w:lsdException w:name="List Table 2 Accent 2" w:uiPriority="47"/>
+    <w:lsdException w:name="List Table 3 Accent 2" w:uiPriority="48"/>
+    <w:lsdException w:name="List Table 4 Accent 2" w:uiPriority="49"/>
+    <w:lsdException w:name="List Table 5 Dark Accent 2" w:uiPriority="50"/>
+    <w:lsdException w:name="List Table 6 Colorful Accent 2" w:uiPriority="51"/>
+    <w:lsdException w:name="List Table 7 Colorful Accent 2" w:uiPriority="52"/>
+    <w:lsdException w:name="List Table 1 Light Accent 3" w:uiPriority="46"/>
+    <w:lsdException w:name="List Table 2 Accent 3" w:uiPriority="47"/>
+    <w:lsdException w:name="List Table 3 Accent 3" w:uiPriority="48"/>
+    <w:lsdException w:name="List Table 4 Accent 3" w:uiPriority="49"/>
+    <w:lsdException w:name="List Table 5 Dark Accent 3" w:uiPriority="50"/>
+    <w:lsdException w:name="List Table 6 Colorful Accent 3" w:uiPriority="51"/>
+    <w:lsdException w:name="List Table 7 Colorful Accent 3" w:uiPriority="52"/>
+    <w:lsdException w:name="List Table 1 Light Accent 4" w:uiPriority="46"/>
+    <w:lsdException w:name="List Table 2 Accent 4" w:uiPriority="47"/>
+    <w:lsdException w:name="List Table 3 Accent 4" w:uiPriority="48"/>
+    <w:lsdException w:name="List Table 4 Accent 4" w:uiPriority="49"/>
+    <w:lsdException w:name="List Table 5 Dark Accent 4" w:uiPriority="50"/>
+    <w:lsdException w:name="List Table 6 Colorful Accent 4" w:uiPriority="51"/>
+    <w:lsdException w:name="List Table 7 Colorful Accent 4" w:uiPriority="52"/>
+    <w:lsdException w:name="List Table 1 Light Accent 5" w:uiPriority="46"/>
+    <w:lsdException w:name="List Table 2 Accent 5" w:uiPriority="47"/>
+    <w:lsdException w:name="List Table 3 Accent 5" w:uiPriority="48"/>
+    <w:lsdException w:name="List Table 4 Accent 5" w:uiPriority="49"/>
+    <w:lsdException w:name="List Table 5 Dark Accent 5" w:uiPriority="50"/>
+    <w:lsdException w:name="List Table 6 Colorful Accent 5" w:uiPriority="51"/>
+    <w:lsdException w:name="List Table 7 Colorful Accent 5" w:uiPriority="52"/>
+    <w:lsdException w:name="List Table 1 Light Accent 6" w:uiPriority="46"/>
+    <w:lsdException w:name="List Table 2 Accent 6" w:uiPriority="47"/>
+    <w:lsdException w:name="List Table 3 Accent 6" w:uiPriority="48"/>
+    <w:lsdException w:name="List Table 4 Accent 6" w:uiPriority="49"/>
+    <w:lsdException w:name="List Table 5 Dark Accent 6" w:uiPriority="50"/>
+    <w:lsdException w:name="List Table 6 Colorful Accent 6" w:uiPriority="51"/>
+    <w:lsdException w:name="List Table 7 Colorful Accent 6" w:uiPriority="52"/>
+    <w:lsdException w:name="Mention" w:semiHidden="1" w:uiPriority="99" w:unhideWhenUsed="1"/>
+    <w:lsdException w:name="Smart Hyperlink" w:semiHidden="1" w:uiPriority="99" w:unhideWhenUsed="1"/>
+    <w:lsdException w:name="Hashtag" w:semiHidden="1" w:uiPriority="99" w:unhideWhenUsed="1"/>
+    <w:lsdException w:name="Unresolved Mention" w:semiHidden="1" w:uiPriority="99" w:unhideWhenUsed="1"/>
+    <w:lsdException w:name="Smart Link" w:semiHidden="1" w:uiPriority="99" w:unhideWhenUsed="1"/>
   </w:latentStyles>
   <w:style w:type="paragraph" w:default="1" w:styleId="a">
     <w:name w:val="Normal"/>
@@ -9923,9 +10518,9 @@
     <w:semiHidden/>
     <w:unhideWhenUsed/>
   </w:style>
-  <w:style w:type="character" w:customStyle="1" w:styleId="Char">
-    <w:name w:val="页脚 Char"/>
-    <w:link w:val="a3"/>
+  <w:style w:type="character" w:customStyle="1" w:styleId="a3">
+    <w:name w:val="フッター (文字)"/>
+    <w:link w:val="a4"/>
     <w:uiPriority w:val="99"/>
     <w:rsid w:val="00C70F86"/>
     <w:rPr>
@@ -9933,7 +10528,7 @@
       <w:sz w:val="21"/>
     </w:rPr>
   </w:style>
-  <w:style w:type="paragraph" w:styleId="a4">
+  <w:style w:type="paragraph" w:styleId="a5">
     <w:name w:val="Body Text"/>
     <w:basedOn w:val="a"/>
     <w:rsid w:val="00C70F86"/>
@@ -9944,7 +10539,7 @@
       <w:sz w:val="16"/>
     </w:rPr>
   </w:style>
-  <w:style w:type="paragraph" w:styleId="a5">
+  <w:style w:type="paragraph" w:styleId="a6">
     <w:name w:val="Closing"/>
     <w:basedOn w:val="a"/>
     <w:rsid w:val="00C70F86"/>
@@ -9957,10 +10552,10 @@
       <w:szCs w:val="18"/>
     </w:rPr>
   </w:style>
-  <w:style w:type="paragraph" w:styleId="a3">
+  <w:style w:type="paragraph" w:styleId="a4">
     <w:name w:val="footer"/>
     <w:basedOn w:val="a"/>
-    <w:link w:val="Char"/>
+    <w:link w:val="a3"/>
     <w:uiPriority w:val="99"/>
     <w:rsid w:val="00C70F86"/>
     <w:pPr>
@@ -10004,7 +10599,7 @@
       <w:sz w:val="24"/>
     </w:rPr>
   </w:style>
-  <w:style w:type="paragraph" w:styleId="a6">
+  <w:style w:type="paragraph" w:styleId="a7">
     <w:name w:val="Balloon Text"/>
     <w:basedOn w:val="a"/>
     <w:rsid w:val="00C70F86"/>
@@ -10014,10 +10609,10 @@
       <w:szCs w:val="18"/>
     </w:rPr>
   </w:style>
-  <w:style w:type="paragraph" w:styleId="a7">
+  <w:style w:type="paragraph" w:styleId="a8">
     <w:name w:val="header"/>
     <w:basedOn w:val="a"/>
-    <w:link w:val="Char0"/>
+    <w:link w:val="a9"/>
     <w:uiPriority w:val="99"/>
     <w:rsid w:val="00C70F86"/>
     <w:pPr>
@@ -10027,7 +10622,7 @@
       </w:tabs>
     </w:pPr>
   </w:style>
-  <w:style w:type="table" w:styleId="a8">
+  <w:style w:type="table" w:styleId="aa">
     <w:name w:val="Table Grid"/>
     <w:basedOn w:val="a1"/>
     <w:rsid w:val="00D137B3"/>
@@ -10042,9 +10637,9 @@
       </w:tblBorders>
     </w:tblPr>
   </w:style>
-  <w:style w:type="character" w:customStyle="1" w:styleId="Char0">
-    <w:name w:val="页眉 Char"/>
-    <w:link w:val="a7"/>
+  <w:style w:type="character" w:customStyle="1" w:styleId="a9">
+    <w:name w:val="ヘッダー (文字)"/>
+    <w:link w:val="a8"/>
     <w:uiPriority w:val="99"/>
     <w:rsid w:val="002122F2"/>
     <w:rPr>
@@ -10053,7 +10648,7 @@
       <w:szCs w:val="24"/>
     </w:rPr>
   </w:style>
-  <w:style w:type="paragraph" w:styleId="a9">
+  <w:style w:type="paragraph" w:styleId="ab">
     <w:name w:val="List Paragraph"/>
     <w:basedOn w:val="a"/>
     <w:uiPriority w:val="34"/>
@@ -10069,7 +10664,7 @@
       <w:szCs w:val="22"/>
     </w:rPr>
   </w:style>
-  <w:style w:type="character" w:styleId="aa">
+  <w:style w:type="character" w:styleId="ac">
     <w:name w:val="annotation reference"/>
     <w:rsid w:val="001705F3"/>
     <w:rPr>
@@ -10077,18 +10672,18 @@
       <w:szCs w:val="18"/>
     </w:rPr>
   </w:style>
-  <w:style w:type="paragraph" w:styleId="ab">
+  <w:style w:type="paragraph" w:styleId="ad">
     <w:name w:val="annotation text"/>
     <w:basedOn w:val="a"/>
-    <w:link w:val="Char1"/>
+    <w:link w:val="ae"/>
     <w:rsid w:val="001705F3"/>
     <w:pPr>
       <w:jc w:val="left"/>
     </w:pPr>
   </w:style>
-  <w:style w:type="character" w:customStyle="1" w:styleId="Char1">
-    <w:name w:val="批注文字 Char"/>
-    <w:link w:val="ab"/>
+  <w:style w:type="character" w:customStyle="1" w:styleId="ae">
+    <w:name w:val="コメント文字列 (文字)"/>
+    <w:link w:val="ad"/>
     <w:rsid w:val="001705F3"/>
     <w:rPr>
       <w:kern w:val="2"/>
@@ -10096,326 +10691,20 @@
       <w:szCs w:val="24"/>
     </w:rPr>
   </w:style>
-  <w:style w:type="paragraph" w:styleId="ac">
+  <w:style w:type="paragraph" w:styleId="af">
     <w:name w:val="annotation subject"/>
-    <w:basedOn w:val="ab"/>
-    <w:next w:val="ab"/>
-    <w:link w:val="Char2"/>
+    <w:basedOn w:val="ad"/>
+    <w:next w:val="ad"/>
+    <w:link w:val="af0"/>
     <w:rsid w:val="001705F3"/>
     <w:rPr>
       <w:b/>
       <w:bCs/>
     </w:rPr>
   </w:style>
-  <w:style w:type="character" w:customStyle="1" w:styleId="Char2">
-    <w:name w:val="批注主题 Char"/>
-    <w:link w:val="ac"/>
-    <w:rsid w:val="001705F3"/>
-    <w:rPr>
-      <w:b/>
-      <w:bCs/>
-      <w:kern w:val="2"/>
-      <w:sz w:val="21"/>
-      <w:szCs w:val="24"/>
-    </w:rPr>
-  </w:style>
-</w:styles>
-</file>
-
-<file path=word/stylesWithEffects.xml><?xml version="1.0" encoding="utf-8"?>
-<w:styles xmlns:wpc="http://schemas.microsoft.com/office/word/2010/wordprocessingCanvas" xmlns:mc="http://schemas.openxmlformats.org/markup-compatibility/2006" xmlns:o="urn:schemas-microsoft-com:office:office" xmlns:r="http://schemas.openxmlformats.org/officeDocument/2006/relationships" xmlns:m="http://schemas.openxmlformats.org/officeDocument/2006/math" xmlns:v="urn:schemas-microsoft-com:vml" xmlns:wp14="http://schemas.microsoft.com/office/word/2010/wordprocessingDrawing" xmlns:wp="http://schemas.openxmlformats.org/drawingml/2006/wordprocessingDrawing" xmlns:w10="urn:schemas-microsoft-com:office:word" xmlns:w="http://schemas.openxmlformats.org/wordprocessingml/2006/main" xmlns:w14="http://schemas.microsoft.com/office/word/2010/wordml" xmlns:wpg="http://schemas.microsoft.com/office/word/2010/wordprocessingGroup" xmlns:wpi="http://schemas.microsoft.com/office/word/2010/wordprocessingInk" xmlns:wne="http://schemas.microsoft.com/office/word/2006/wordml" xmlns:wps="http://schemas.microsoft.com/office/word/2010/wordprocessingShape" mc:Ignorable="w14 wp14">
-  <w:docDefaults>
-    <w:rPrDefault>
-      <w:rPr>
-        <w:rFonts w:ascii="Century" w:eastAsia="ＭＳ 明朝" w:hAnsi="Century" w:cs="Times New Roman"/>
-        <w:lang w:val="en-US" w:eastAsia="ja-JP" w:bidi="ar-SA"/>
-      </w:rPr>
-    </w:rPrDefault>
-    <w:pPrDefault/>
-  </w:docDefaults>
-  <w:latentStyles w:defLockedState="0" w:defUIPriority="0" w:defSemiHidden="0" w:defUnhideWhenUsed="0" w:defQFormat="0" w:count="267">
-    <w:lsdException w:name="header" w:uiPriority="99"/>
-    <w:lsdException w:name="footer" w:uiPriority="99"/>
-    <w:lsdException w:name="HTML Variable" w:semiHidden="1" w:unhideWhenUsed="1"/>
-    <w:lsdException w:name="Normal Table" w:semiHidden="1" w:unhideWhenUsed="1"/>
-    <w:lsdException w:name="Outline List 3" w:semiHidden="1" w:unhideWhenUsed="1"/>
-    <w:lsdException w:name="Table Simple 1" w:semiHidden="1" w:unhideWhenUsed="1"/>
-    <w:lsdException w:name="Table Simple 2" w:semiHidden="1" w:unhideWhenUsed="1"/>
-    <w:lsdException w:name="Table Simple 3" w:semiHidden="1" w:unhideWhenUsed="1"/>
-    <w:lsdException w:name="Table Classic 1" w:semiHidden="1" w:unhideWhenUsed="1"/>
-    <w:lsdException w:name="Table Classic 2" w:semiHidden="1" w:unhideWhenUsed="1"/>
-    <w:lsdException w:name="Table Classic 3" w:semiHidden="1" w:unhideWhenUsed="1"/>
-    <w:lsdException w:name="Table Classic 4" w:semiHidden="1" w:unhideWhenUsed="1"/>
-    <w:lsdException w:name="Table Colorful 1" w:semiHidden="1" w:unhideWhenUsed="1"/>
-    <w:lsdException w:name="Table Colorful 2" w:semiHidden="1" w:unhideWhenUsed="1"/>
-    <w:lsdException w:name="Table Colorful 3" w:semiHidden="1" w:unhideWhenUsed="1"/>
-    <w:lsdException w:name="Table Columns 1" w:semiHidden="1" w:unhideWhenUsed="1"/>
-    <w:lsdException w:name="Table Columns 2" w:semiHidden="1" w:unhideWhenUsed="1"/>
-    <w:lsdException w:name="Table Columns 3" w:semiHidden="1" w:unhideWhenUsed="1"/>
-    <w:lsdException w:name="Table Columns 4" w:semiHidden="1" w:unhideWhenUsed="1"/>
-    <w:lsdException w:name="Table Columns 5" w:semiHidden="1" w:unhideWhenUsed="1"/>
-    <w:lsdException w:name="Table Grid 1" w:semiHidden="1" w:unhideWhenUsed="1"/>
-    <w:lsdException w:name="Table Grid 2" w:semiHidden="1" w:unhideWhenUsed="1"/>
-    <w:lsdException w:name="Table Grid 3" w:semiHidden="1" w:unhideWhenUsed="1"/>
-    <w:lsdException w:name="Table Grid 4" w:semiHidden="1" w:unhideWhenUsed="1"/>
-    <w:lsdException w:name="Table Grid 5" w:semiHidden="1" w:unhideWhenUsed="1"/>
-    <w:lsdException w:name="Table Grid 6" w:semiHidden="1" w:unhideWhenUsed="1"/>
-    <w:lsdException w:name="Table Grid 7" w:semiHidden="1" w:unhideWhenUsed="1"/>
-    <w:lsdException w:name="Table Grid 8" w:semiHidden="1" w:unhideWhenUsed="1"/>
-    <w:lsdException w:name="Table List 1" w:semiHidden="1" w:unhideWhenUsed="1"/>
-    <w:lsdException w:name="Table List 2" w:semiHidden="1" w:unhideWhenUsed="1"/>
-    <w:lsdException w:name="Table List 3" w:semiHidden="1" w:unhideWhenUsed="1"/>
-    <w:lsdException w:name="Table List 4" w:semiHidden="1" w:unhideWhenUsed="1"/>
-    <w:lsdException w:name="Table List 5" w:semiHidden="1" w:unhideWhenUsed="1"/>
-    <w:lsdException w:name="Table List 6" w:semiHidden="1" w:unhideWhenUsed="1"/>
-    <w:lsdException w:name="Table List 7" w:semiHidden="1" w:unhideWhenUsed="1"/>
-    <w:lsdException w:name="Table List 8" w:semiHidden="1" w:unhideWhenUsed="1"/>
-    <w:lsdException w:name="Table 3D effects 1" w:semiHidden="1" w:unhideWhenUsed="1"/>
-    <w:lsdException w:name="Table 3D effects 2" w:semiHidden="1" w:unhideWhenUsed="1"/>
-    <w:lsdException w:name="Table 3D effects 3" w:semiHidden="1" w:unhideWhenUsed="1"/>
-    <w:lsdException w:name="Table Contemporary" w:semiHidden="1" w:unhideWhenUsed="1"/>
-    <w:lsdException w:name="Table Elegant" w:semiHidden="1" w:unhideWhenUsed="1"/>
-    <w:lsdException w:name="Table Professional" w:semiHidden="1" w:unhideWhenUsed="1"/>
-    <w:lsdException w:name="Table Subtle 1" w:semiHidden="1" w:unhideWhenUsed="1"/>
-    <w:lsdException w:name="Table Subtle 2" w:semiHidden="1" w:unhideWhenUsed="1"/>
-    <w:lsdException w:name="Table Web 1" w:semiHidden="1" w:unhideWhenUsed="1"/>
-    <w:lsdException w:name="Table Web 2" w:semiHidden="1" w:unhideWhenUsed="1"/>
-    <w:lsdException w:name="Table Web 3" w:semiHidden="1" w:unhideWhenUsed="1"/>
-    <w:lsdException w:name="Balloon Text" w:semiHidden="1" w:unhideWhenUsed="1"/>
-    <w:lsdException w:name="Table Theme" w:semiHidden="1" w:unhideWhenUsed="1"/>
-    <w:lsdException w:name="List Paragraph" w:uiPriority="34" w:qFormat="1"/>
-    <w:lsdException w:name="TOC Heading" w:semiHidden="1" w:unhideWhenUsed="1"/>
-  </w:latentStyles>
-  <w:style w:type="paragraph" w:default="1" w:styleId="a">
-    <w:name w:val="Normal"/>
-    <w:qFormat/>
-    <w:rsid w:val="00A52D83"/>
-    <w:pPr>
-      <w:widowControl w:val="0"/>
-      <w:adjustRightInd w:val="0"/>
-      <w:jc w:val="both"/>
-      <w:textAlignment w:val="baseline"/>
-    </w:pPr>
-    <w:rPr>
-      <w:kern w:val="2"/>
-      <w:sz w:val="21"/>
-      <w:szCs w:val="24"/>
-    </w:rPr>
-  </w:style>
-  <w:style w:type="character" w:default="1" w:styleId="a0">
-    <w:name w:val="Default Paragraph Font"/>
-    <w:uiPriority w:val="1"/>
-    <w:semiHidden/>
-    <w:unhideWhenUsed/>
-  </w:style>
-  <w:style w:type="table" w:default="1" w:styleId="a1">
-    <w:name w:val="Normal Table"/>
-    <w:uiPriority w:val="99"/>
-    <w:semiHidden/>
-    <w:unhideWhenUsed/>
-    <w:tblPr>
-      <w:tblInd w:w="0" w:type="dxa"/>
-      <w:tblCellMar>
-        <w:top w:w="0" w:type="dxa"/>
-        <w:left w:w="108" w:type="dxa"/>
-        <w:bottom w:w="0" w:type="dxa"/>
-        <w:right w:w="108" w:type="dxa"/>
-      </w:tblCellMar>
-    </w:tblPr>
-  </w:style>
-  <w:style w:type="numbering" w:default="1" w:styleId="a2">
-    <w:name w:val="No List"/>
-    <w:uiPriority w:val="99"/>
-    <w:semiHidden/>
-    <w:unhideWhenUsed/>
-  </w:style>
-  <w:style w:type="character" w:customStyle="1" w:styleId="Char">
-    <w:name w:val="页脚 Char"/>
-    <w:link w:val="a3"/>
-    <w:uiPriority w:val="99"/>
-    <w:rsid w:val="00C70F86"/>
-    <w:rPr>
-      <w:kern w:val="2"/>
-      <w:sz w:val="21"/>
-    </w:rPr>
-  </w:style>
-  <w:style w:type="paragraph" w:styleId="a4">
-    <w:name w:val="Body Text"/>
-    <w:basedOn w:val="a"/>
-    <w:rsid w:val="00C70F86"/>
-    <w:pPr>
-      <w:jc w:val="center"/>
-    </w:pPr>
-    <w:rPr>
-      <w:sz w:val="16"/>
-    </w:rPr>
-  </w:style>
-  <w:style w:type="paragraph" w:styleId="a5">
-    <w:name w:val="Closing"/>
-    <w:basedOn w:val="a"/>
-    <w:rsid w:val="00C70F86"/>
-    <w:pPr>
-      <w:jc w:val="right"/>
-    </w:pPr>
-    <w:rPr>
-      <w:rFonts w:ascii="ＭＳ ゴシック" w:eastAsia="ＭＳ ゴシック" w:hAnsi="ＭＳ ゴシック"/>
-      <w:sz w:val="18"/>
-      <w:szCs w:val="18"/>
-    </w:rPr>
-  </w:style>
-  <w:style w:type="paragraph" w:styleId="a3">
-    <w:name w:val="footer"/>
-    <w:basedOn w:val="a"/>
-    <w:link w:val="Char"/>
-    <w:uiPriority w:val="99"/>
-    <w:rsid w:val="00C70F86"/>
-    <w:pPr>
-      <w:tabs>
-        <w:tab w:val="center" w:pos="4252"/>
-        <w:tab w:val="right" w:pos="8504"/>
-      </w:tabs>
-    </w:pPr>
-  </w:style>
-  <w:style w:type="paragraph" w:styleId="HTML">
-    <w:name w:val="HTML Preformatted"/>
-    <w:basedOn w:val="a"/>
-    <w:rsid w:val="00C70F86"/>
-    <w:pPr>
-      <w:widowControl/>
-      <w:tabs>
-        <w:tab w:val="left" w:pos="916"/>
-        <w:tab w:val="left" w:pos="1832"/>
-        <w:tab w:val="left" w:pos="2748"/>
-        <w:tab w:val="left" w:pos="3664"/>
-        <w:tab w:val="left" w:pos="4580"/>
-        <w:tab w:val="left" w:pos="5496"/>
-        <w:tab w:val="left" w:pos="6412"/>
-        <w:tab w:val="left" w:pos="7328"/>
-        <w:tab w:val="left" w:pos="8244"/>
-        <w:tab w:val="left" w:pos="9160"/>
-        <w:tab w:val="left" w:pos="10076"/>
-        <w:tab w:val="left" w:pos="10992"/>
-        <w:tab w:val="left" w:pos="11908"/>
-        <w:tab w:val="left" w:pos="12824"/>
-        <w:tab w:val="left" w:pos="13740"/>
-        <w:tab w:val="left" w:pos="14656"/>
-      </w:tabs>
-      <w:adjustRightInd/>
-      <w:jc w:val="left"/>
-      <w:textAlignment w:val="auto"/>
-    </w:pPr>
-    <w:rPr>
-      <w:rFonts w:ascii="ＭＳ ゴシック" w:eastAsia="ＭＳ ゴシック" w:hAnsi="ＭＳ ゴシック" w:cs="ＭＳ ゴシック"/>
-      <w:kern w:val="0"/>
-      <w:sz w:val="24"/>
-    </w:rPr>
-  </w:style>
-  <w:style w:type="paragraph" w:styleId="a6">
-    <w:name w:val="Balloon Text"/>
-    <w:basedOn w:val="a"/>
-    <w:rsid w:val="00C70F86"/>
-    <w:rPr>
-      <w:rFonts w:ascii="Arial" w:eastAsia="ＭＳ ゴシック" w:hAnsi="Arial"/>
-      <w:sz w:val="18"/>
-      <w:szCs w:val="18"/>
-    </w:rPr>
-  </w:style>
-  <w:style w:type="paragraph" w:styleId="a7">
-    <w:name w:val="header"/>
-    <w:basedOn w:val="a"/>
-    <w:link w:val="Char0"/>
-    <w:uiPriority w:val="99"/>
-    <w:rsid w:val="00C70F86"/>
-    <w:pPr>
-      <w:tabs>
-        <w:tab w:val="center" w:pos="4252"/>
-        <w:tab w:val="right" w:pos="8504"/>
-      </w:tabs>
-    </w:pPr>
-  </w:style>
-  <w:style w:type="table" w:styleId="a8">
-    <w:name w:val="Table Grid"/>
-    <w:basedOn w:val="a1"/>
-    <w:rsid w:val="00D137B3"/>
-    <w:tblPr>
-      <w:tblBorders>
-        <w:top w:val="single" w:sz="4" w:space="0" w:color="auto"/>
-        <w:left w:val="single" w:sz="4" w:space="0" w:color="auto"/>
-        <w:bottom w:val="single" w:sz="4" w:space="0" w:color="auto"/>
-        <w:right w:val="single" w:sz="4" w:space="0" w:color="auto"/>
-        <w:insideH w:val="single" w:sz="4" w:space="0" w:color="auto"/>
-        <w:insideV w:val="single" w:sz="4" w:space="0" w:color="auto"/>
-      </w:tblBorders>
-    </w:tblPr>
-  </w:style>
-  <w:style w:type="character" w:customStyle="1" w:styleId="Char0">
-    <w:name w:val="页眉 Char"/>
-    <w:link w:val="a7"/>
-    <w:uiPriority w:val="99"/>
-    <w:rsid w:val="002122F2"/>
-    <w:rPr>
-      <w:kern w:val="2"/>
-      <w:sz w:val="21"/>
-      <w:szCs w:val="24"/>
-    </w:rPr>
-  </w:style>
-  <w:style w:type="paragraph" w:styleId="a9">
-    <w:name w:val="List Paragraph"/>
-    <w:basedOn w:val="a"/>
-    <w:uiPriority w:val="34"/>
-    <w:qFormat/>
-    <w:rsid w:val="00AD2706"/>
-    <w:pPr>
-      <w:adjustRightInd/>
-      <w:ind w:leftChars="400" w:left="840"/>
-      <w:textAlignment w:val="auto"/>
-    </w:pPr>
-    <w:rPr>
-      <w:rFonts w:ascii="游明朝" w:eastAsia="游明朝" w:hAnsi="游明朝"/>
-      <w:szCs w:val="22"/>
-    </w:rPr>
-  </w:style>
-  <w:style w:type="character" w:styleId="aa">
-    <w:name w:val="annotation reference"/>
-    <w:rsid w:val="001705F3"/>
-    <w:rPr>
-      <w:sz w:val="18"/>
-      <w:szCs w:val="18"/>
-    </w:rPr>
-  </w:style>
-  <w:style w:type="paragraph" w:styleId="ab">
-    <w:name w:val="annotation text"/>
-    <w:basedOn w:val="a"/>
-    <w:link w:val="Char1"/>
-    <w:rsid w:val="001705F3"/>
-    <w:pPr>
-      <w:jc w:val="left"/>
-    </w:pPr>
-  </w:style>
-  <w:style w:type="character" w:customStyle="1" w:styleId="Char1">
-    <w:name w:val="批注文字 Char"/>
-    <w:link w:val="ab"/>
-    <w:rsid w:val="001705F3"/>
-    <w:rPr>
-      <w:kern w:val="2"/>
-      <w:sz w:val="21"/>
-      <w:szCs w:val="24"/>
-    </w:rPr>
-  </w:style>
-  <w:style w:type="paragraph" w:styleId="ac">
-    <w:name w:val="annotation subject"/>
-    <w:basedOn w:val="ab"/>
-    <w:next w:val="ab"/>
-    <w:link w:val="Char2"/>
-    <w:rsid w:val="001705F3"/>
-    <w:rPr>
-      <w:b/>
-      <w:bCs/>
-    </w:rPr>
-  </w:style>
-  <w:style w:type="character" w:customStyle="1" w:styleId="Char2">
-    <w:name w:val="批注主题 Char"/>
-    <w:link w:val="ac"/>
+  <w:style w:type="character" w:customStyle="1" w:styleId="af0">
+    <w:name w:val="コメント内容 (文字)"/>
+    <w:link w:val="af"/>
     <w:rsid w:val="001705F3"/>
     <w:rPr>
       <w:b/>
@@ -10717,7 +11006,7 @@
   <a:extraClrSchemeLst/>
   <a:extLst>
     <a:ext uri="{05A4C25C-085E-4340-85A3-A5531E510DB2}">
-      <thm15:themeFamily xmlns="" xmlns:thm15="http://schemas.microsoft.com/office/thememl/2012/main" name="Office Theme" id="{62F939B6-93AF-4DB8-9C6B-D6C7DFDC589F}" vid="{4A3C46E8-61CC-4603-A589-7422A47A8E4A}"/>
+      <thm15:themeFamily xmlns:thm15="http://schemas.microsoft.com/office/thememl/2012/main" name="Office Theme" id="{62F939B6-93AF-4DB8-9C6B-D6C7DFDC589F}" vid="{4A3C46E8-61CC-4603-A589-7422A47A8E4A}"/>
     </a:ext>
   </a:extLst>
 </a:theme>
